--- a/эвм/1/1.docx
+++ b/эвм/1/1.docx
@@ -1,6 +1,6 @@
 
 <file path=word/document.xml><?xml version="1.0" encoding="utf-8"?>
-<w:document xmlns:wpc="http://schemas.microsoft.com/office/word/2010/wordprocessingCanvas" xmlns:cx="http://schemas.microsoft.com/office/drawing/2014/chartex" xmlns:cx1="http://schemas.microsoft.com/office/drawing/2015/9/8/chartex" xmlns:cx2="http://schemas.microsoft.com/office/drawing/2015/10/21/chartex" xmlns:cx3="http://schemas.microsoft.com/office/drawing/2016/5/9/chartex" xmlns:cx4="http://schemas.microsoft.com/office/drawing/2016/5/10/chartex" xmlns:cx5="http://schemas.microsoft.com/office/drawing/2016/5/11/chartex" xmlns:cx6="http://schemas.microsoft.com/office/drawing/2016/5/12/chartex" xmlns:cx7="http://schemas.microsoft.com/office/drawing/2016/5/13/chartex" xmlns:cx8="http://schemas.microsoft.com/office/drawing/2016/5/14/chartex" xmlns:mc="http://schemas.openxmlformats.org/markup-compatibility/2006" xmlns:aink="http://schemas.microsoft.com/office/drawing/2016/ink" xmlns:am3d="http://schemas.microsoft.com/office/drawing/2017/model3d" xmlns:o="urn:schemas-microsoft-com:office:office" xmlns:r="http://schemas.openxmlformats.org/officeDocument/2006/relationships" xmlns:m="http://schemas.openxmlformats.org/officeDocument/2006/math" xmlns:v="urn:schemas-microsoft-com:vml" xmlns:wp14="http://schemas.microsoft.com/office/word/2010/wordprocessingDrawing" xmlns:wp="http://schemas.openxmlformats.org/drawingml/2006/wordprocessingDrawing" xmlns:w10="urn:schemas-microsoft-com:office:word" xmlns:w="http://schemas.openxmlformats.org/wordprocessingml/2006/main" xmlns:w14="http://schemas.microsoft.com/office/word/2010/wordml" xmlns:w15="http://schemas.microsoft.com/office/word/2012/wordml" xmlns:w16cex="http://schemas.microsoft.com/office/word/2018/wordml/cex" xmlns:w16cid="http://schemas.microsoft.com/office/word/2016/wordml/cid" xmlns:w16="http://schemas.microsoft.com/office/word/2018/wordml" xmlns:w16sdtdh="http://schemas.microsoft.com/office/word/2020/wordml/sdtdatahash" xmlns:w16se="http://schemas.microsoft.com/office/word/2015/wordml/symex" xmlns:wpg="http://schemas.microsoft.com/office/word/2010/wordprocessingGroup" xmlns:wpi="http://schemas.microsoft.com/office/word/2010/wordprocessingInk" xmlns:wne="http://schemas.microsoft.com/office/word/2006/wordml" xmlns:wps="http://schemas.microsoft.com/office/word/2010/wordprocessingShape" mc:Ignorable="w14 w15 w16se w16cid w16 w16cex w16sdtdh wp14">
+<w:document xmlns:wpc="http://schemas.microsoft.com/office/word/2010/wordprocessingCanvas" xmlns:cx="http://schemas.microsoft.com/office/drawing/2014/chartex" xmlns:mc="http://schemas.openxmlformats.org/markup-compatibility/2006" xmlns:o="urn:schemas-microsoft-com:office:office" xmlns:r="http://schemas.openxmlformats.org/officeDocument/2006/relationships" xmlns:m="http://schemas.openxmlformats.org/officeDocument/2006/math" xmlns:v="urn:schemas-microsoft-com:vml" xmlns:wp14="http://schemas.microsoft.com/office/word/2010/wordprocessingDrawing" xmlns:wp="http://schemas.openxmlformats.org/drawingml/2006/wordprocessingDrawing" xmlns:w10="urn:schemas-microsoft-com:office:word" xmlns:w="http://schemas.openxmlformats.org/wordprocessingml/2006/main" xmlns:w14="http://schemas.microsoft.com/office/word/2010/wordml" xmlns:w15="http://schemas.microsoft.com/office/word/2012/wordml" xmlns:w16se="http://schemas.microsoft.com/office/word/2015/wordml/symex" xmlns:wpg="http://schemas.microsoft.com/office/word/2010/wordprocessingGroup" xmlns:wpi="http://schemas.microsoft.com/office/word/2010/wordprocessingInk" xmlns:wne="http://schemas.microsoft.com/office/word/2006/wordml" xmlns:wps="http://schemas.microsoft.com/office/word/2010/wordprocessingShape" mc:Ignorable="w14 w15 w16se wp14">
   <w:body>
     <w:p>
       <w:pPr>
@@ -137,7 +137,19 @@
           </w:tcPr>
           <w:p>
             <w:r>
-              <w:t>Выполнил: студент группы РИС-24-1б</w:t>
+              <w:t>Выполнил</w:t>
+            </w:r>
+            <w:r>
+              <w:t>и</w:t>
+            </w:r>
+            <w:r>
+              <w:t>: студент</w:t>
+            </w:r>
+            <w:r>
+              <w:t>ы группы РИС-24-3</w:t>
+            </w:r>
+            <w:r>
+              <w:t>б</w:t>
             </w:r>
           </w:p>
           <w:p/>
@@ -150,6 +162,21 @@
             <w:r>
               <w:t>Казаков К.В</w:t>
             </w:r>
+            <w:r>
+              <w:t>,</w:t>
+            </w:r>
+          </w:p>
+          <w:p>
+            <w:proofErr w:type="spellStart"/>
+            <w:r>
+              <w:t>Сурнин</w:t>
+            </w:r>
+            <w:proofErr w:type="spellEnd"/>
+            <w:r>
+              <w:t xml:space="preserve"> К.А</w:t>
+            </w:r>
+            <w:bookmarkStart w:id="0" w:name="_GoBack"/>
+            <w:bookmarkEnd w:id="0"/>
           </w:p>
         </w:tc>
         <w:tc>
@@ -182,11 +209,16 @@
             <w:tcW w:w="3115" w:type="dxa"/>
           </w:tcPr>
           <w:p>
+            <w:proofErr w:type="spellStart"/>
             <w:r>
               <w:t>П</w:t>
             </w:r>
             <w:r>
-              <w:t>огудин А.Л</w:t>
+              <w:t>огудин</w:t>
+            </w:r>
+            <w:proofErr w:type="spellEnd"/>
+            <w:r>
+              <w:t xml:space="preserve"> А.Л</w:t>
             </w:r>
           </w:p>
         </w:tc>
@@ -240,25 +272,23 @@
     </w:p>
     <w:p>
       <w:r>
-        <w:t>Тема: «Оптимизация работы компьютера. Изучение настроек BIOS»</w:t>
-      </w:r>
-    </w:p>
-    <w:p>
-      <w:r>
-        <w:t>Цель: Изучить основные настройки BIOS, освоить работу в симуляторе BIOS и выполнить настройки по оптимизации работы компьютера.</w:t>
-      </w:r>
-    </w:p>
-    <w:p>
-      <w:r>
-        <w:t>Оборудование: Автоматизированное рабочее место студента с установленной ОС Windows, программа-симулятор BIOS.</w:t>
-      </w:r>
-    </w:p>
-    <w:p>
-      <w:r>
-        <w:t>Продолжительность: 2 часа.</w:t>
-      </w:r>
-    </w:p>
-    <w:p>
+        <w:t>Тема: Разработка микропрограммы операции сложения для операционного автомата АЛУ</w:t>
+      </w:r>
+    </w:p>
+    <w:p>
+      <w:r>
+        <w:t>Вариант: №2 — Сложение, код 1-го операнда — ОК, код 2-го операнда — ПК, код выполнения — ДК, код результата — ПК</w:t>
+      </w:r>
+    </w:p>
+    <w:p>
+      <w:r>
+        <w:t>Цель: Разработать алгоритм и микропрограмму заданной операции для операционного автомата АЛУ, проверить её на тестовых примерах и предложить оптимальную структуру ОА.</w:t>
+      </w:r>
+    </w:p>
+    <w:p>
+      <w:r>
+        <w:t>Оборудование: Программная модель ОА АЛУ (ALU-1 или ALU-R).</w:t>
+      </w:r>
       <w:r>
         <w:br w:type="page"/>
       </w:r>
@@ -280,27 +310,270 @@
     </w:p>
     <w:p>
       <w:r>
-        <w:t>BIOS (Basic Input-Output System) — базовая система ввода-вывода, промежуточный слой между программной и аппаратной частями компьютера. Хранится в ROM и не разрушается ошибками приложений. Основные функции: тестирование ПК при включении, поиск и подключение других BIOS, распределение ресурсов.</w:t>
-      </w:r>
-    </w:p>
-    <w:p>
-      <w:r>
-        <w:t>Эволюция микросхем BIOS: ROM → PROM → EPROM → EEPROM (flash ROM, с 1994 г., возможна перепрошивка). Основные производители: AMI, Intel, Phoenix Technologies (Award BIOS).</w:t>
-      </w:r>
-    </w:p>
-    <w:p>
-      <w:r>
-        <w:t>CMOS RAM — энергонезависимая память (питается от батареи), хранит конфигурацию ПК: тип дисков, объём памяти, дату и время (RTC).</w:t>
-      </w:r>
-    </w:p>
-    <w:p>
-      <w:r>
-        <w:t>Вход в BIOS Setup: клавиша Delete (реже F1 или F2) во время POST.</w:t>
-      </w:r>
-    </w:p>
-    <w:p>
-      <w:r>
-        <w:t>Основные разделы меню BIOS:</w:t>
+        <w:t>1.1. Операционный и управляющий автоматы</w:t>
+      </w:r>
+    </w:p>
+    <w:p>
+      <w:r>
+        <w:t>Цифровое устройство обработки информации состоит из операционного автомата (ОА) и управляющего автомата (УА).</w:t>
+      </w:r>
+    </w:p>
+    <w:p>
+      <w:r>
+        <w:t>ОА выполняет микрооперации над данными: запись в регистр, сдвиг, сложение, вычитание, инвертирование. Задаётся множествами входных слов D, выходных R, внутренних S, микроопераций Y и логических условий X.</w:t>
+      </w:r>
+    </w:p>
+    <w:p>
+      <w:r>
+        <w:t>УА задаёт порядок выполнения микроопераций, генерируя управляющие сигналы по алгоритму.</w:t>
+      </w:r>
+    </w:p>
+    <w:p>
+      <w:r>
+        <w:t>1.2. Микропрограмма</w:t>
+      </w:r>
+    </w:p>
+    <w:p>
+      <w:r>
+        <w:t>Микропрограмма — описание операции в терминах микроопераций и логических условий. Микрооперация выполняется при y = 1. Совокупность одновременных микроопераций — микрокоманда. Логические условия x определяют следующую микрокоманду.</w:t>
+      </w:r>
+    </w:p>
+    <w:p>
+      <w:r>
+        <w:t>1.3. Автоматы Мили и Мура</w:t>
+      </w:r>
+    </w:p>
+    <w:p>
+      <w:r>
+        <w:t>Мили: y(t) = λ1(a(t), x(t)) — выход зависит от состояния и входа.</w:t>
+      </w:r>
+    </w:p>
+    <w:p>
+      <w:r>
+        <w:t>Мура: y(t) = λ2(a(t)) — выход зависит только от состояния.</w:t>
+      </w:r>
+    </w:p>
+    <w:p>
+      <w:r>
+        <w:t>1.4. Коды представления чисел</w:t>
+      </w:r>
+    </w:p>
+    <w:p>
+      <w:r>
+        <w:t>ПК — знаковый разряд + модуль.</w:t>
+      </w:r>
+    </w:p>
+    <w:p>
+      <w:r>
+        <w:t>ОК — отрицательные: инверсия всех разрядов, кроме знакового.</w:t>
+      </w:r>
+    </w:p>
+    <w:p>
+      <w:r>
+        <w:t>ДК — отрицательные: инверсия + 1 к младшему разряду.</w:t>
+      </w:r>
+    </w:p>
+    <w:p>
+      <w:r>
+        <w:t>1.5. Сложение в кодах</w:t>
+      </w:r>
+    </w:p>
+    <w:p>
+      <w:r>
+        <w:t>В ПК знаки и модули обрабатываются раздельно. В ОК и ДК сложение идёт поразрядно, включая знаковый разряд.</w:t>
+      </w:r>
+    </w:p>
+    <w:p>
+      <w:r>
+        <w:t>Переполнение в ДК: перенос в знаковый разряд при отсутствии переноса из него (или наоборот).</w:t>
+      </w:r>
+    </w:p>
+    <w:p/>
+    <w:p/>
+    <w:p>
+      <w:pPr>
+        <w:spacing w:line="240" w:lineRule="auto"/>
+        <w:ind w:firstLine="0"/>
+      </w:pPr>
+      <w:r>
+        <w:br w:type="page"/>
+      </w:r>
+    </w:p>
+    <w:p>
+      <w:pPr>
+        <w:pStyle w:val="1"/>
+      </w:pPr>
+      <w:r>
+        <w:lastRenderedPageBreak/>
+        <w:t xml:space="preserve">2. </w:t>
+      </w:r>
+      <w:r>
+        <w:t>Разработанный алгоритм операции (ГСА)</w:t>
+      </w:r>
+    </w:p>
+    <w:p>
+      <w:pPr>
+        <w:ind w:firstLine="0"/>
+      </w:pPr>
+      <w:r>
+        <w:tab/>
+        <w:t>Алгоритм операции представлен в виде блок-схемы на рисунке 1.</w:t>
+      </w:r>
+    </w:p>
+    <w:p>
+      <w:pPr>
+        <w:ind w:firstLine="0"/>
+        <w:jc w:val="center"/>
+      </w:pPr>
+      <w:r>
+        <w:pict w14:anchorId="5472222A">
+          <v:shapetype id="_x0000_t75" coordsize="21600,21600" o:spt="75" o:preferrelative="t" path="m@4@5l@4@11@9@11@9@5xe" filled="f" stroked="f">
+            <v:stroke joinstyle="miter"/>
+            <v:formulas>
+              <v:f eqn="if lineDrawn pixelLineWidth 0"/>
+              <v:f eqn="sum @0 1 0"/>
+              <v:f eqn="sum 0 0 @1"/>
+              <v:f eqn="prod @2 1 2"/>
+              <v:f eqn="prod @3 21600 pixelWidth"/>
+              <v:f eqn="prod @3 21600 pixelHeight"/>
+              <v:f eqn="sum @0 0 1"/>
+              <v:f eqn="prod @6 1 2"/>
+              <v:f eqn="prod @7 21600 pixelWidth"/>
+              <v:f eqn="sum @8 21600 0"/>
+              <v:f eqn="prod @7 21600 pixelHeight"/>
+              <v:f eqn="sum @10 21600 0"/>
+            </v:formulas>
+            <v:path o:extrusionok="f" gradientshapeok="t" o:connecttype="rect"/>
+            <o:lock v:ext="edit" aspectratio="t"/>
+          </v:shapetype>
+          <v:shape id="_x0000_i1025" type="#_x0000_t75" style="width:120pt;height:623.25pt">
+            <v:imagedata r:id="rId8" o:title="1"/>
+          </v:shape>
+        </w:pict>
+      </w:r>
+    </w:p>
+    <w:p>
+      <w:pPr>
+        <w:ind w:firstLine="0"/>
+        <w:jc w:val="center"/>
+      </w:pPr>
+      <w:r>
+        <w:t>Рисунок 1 – Блок-схема алгоритма операции.</w:t>
+      </w:r>
+    </w:p>
+    <w:p>
+      <w:pPr>
+        <w:pStyle w:val="1"/>
+      </w:pPr>
+      <w:r>
+        <w:lastRenderedPageBreak/>
+        <w:t>3</w:t>
+      </w:r>
+      <w:r>
+        <w:t xml:space="preserve">. </w:t>
+      </w:r>
+      <w:r>
+        <w:t>Микропрограмма</w:t>
+      </w:r>
+    </w:p>
+    <w:p>
+      <w:pPr>
+        <w:pStyle w:val="1"/>
+      </w:pPr>
+      <w:r>
+        <w:t>4. Результаты тестирования</w:t>
+      </w:r>
+    </w:p>
+    <w:p>
+      <w:pPr>
+        <w:rPr>
+          <w:b/>
+        </w:rPr>
+      </w:pPr>
+      <w:r>
+        <w:rPr>
+          <w:b/>
+        </w:rPr>
+        <w:t>5. Структура операционного автомата</w:t>
+      </w:r>
+    </w:p>
+    <w:p>
+      <w:r>
+        <w:t>Оптимизированная структура ОА для выполнения только заданной операции</w:t>
+      </w:r>
+      <w:r>
+        <w:t xml:space="preserve"> представлена на рисунке 2.</w:t>
+      </w:r>
+    </w:p>
+    <w:p>
+      <w:r>
+        <w:pict w14:anchorId="2C42C869">
+          <v:shape id="_x0000_i1026" type="#_x0000_t75" style="width:391.5pt;height:204pt">
+            <v:imagedata r:id="rId9" o:title="1-Страница-2"/>
+          </v:shape>
+        </w:pict>
+      </w:r>
+    </w:p>
+    <w:p>
+      <w:pPr>
+        <w:ind w:firstLine="0"/>
+      </w:pPr>
+    </w:p>
+    <w:p>
+      <w:pPr>
+        <w:ind w:firstLine="0"/>
+        <w:jc w:val="center"/>
+      </w:pPr>
+      <w:r>
+        <w:t>Рисунок 1 – Автомат для выполнения операции</w:t>
+      </w:r>
+    </w:p>
+    <w:p>
+      <w:pPr>
+        <w:spacing w:line="240" w:lineRule="auto"/>
+        <w:ind w:firstLine="0"/>
+      </w:pPr>
+      <w:r>
+        <w:br w:type="page"/>
+      </w:r>
+    </w:p>
+    <w:p>
+      <w:pPr>
+        <w:pStyle w:val="1"/>
+      </w:pPr>
+      <w:r>
+        <w:lastRenderedPageBreak/>
+        <w:t>Заключение</w:t>
+      </w:r>
+    </w:p>
+    <w:p>
+      <w:r>
+        <w:t>В ходе лабораторной работы разработан алгоритм и микропрограмма операции сложения для варианта №2, где операнды заданы в разных кодах (ОК и ПК), операция выполняется в ДК, а результат выдаётся в ПК.</w:t>
+      </w:r>
+    </w:p>
+    <w:p>
+      <w:r>
+        <w:t>Разработанная микропрограмма корректно работает на всех рассмотренных тестовых примерах: одинаковые знаки, разные знаки, переполнение. Предложена оптимизированная структура операционного автомата, включающая четыре регистра (РГ1, РГ2, СМ, РГ3) и необходимый набор микроопераций и логических условий.</w:t>
+      </w:r>
+    </w:p>
+    <w:p>
+      <w:r>
+        <w:t>Цель работы достигнута.</w:t>
+      </w:r>
+    </w:p>
+    <w:p>
+      <w:pPr>
+        <w:spacing w:line="240" w:lineRule="auto"/>
+        <w:ind w:firstLine="0"/>
+      </w:pPr>
+      <w:r>
+        <w:br w:type="page"/>
+      </w:r>
+    </w:p>
+    <w:p>
+      <w:r>
+        <w:lastRenderedPageBreak/>
+        <w:t>Контрольные вопросы (ответы)</w:t>
       </w:r>
     </w:p>
     <w:p>
@@ -308,20 +581,52 @@
         <w:pStyle w:val="a"/>
         <w:numPr>
           <w:ilvl w:val="0"/>
-          <w:numId w:val="3"/>
+          <w:numId w:val="7"/>
         </w:numPr>
+        <w:ind w:left="0" w:firstLine="709"/>
+      </w:pPr>
+      <w:proofErr w:type="spellStart"/>
+      <w:r>
+        <w:t>Переполнение</w:t>
+      </w:r>
+      <w:proofErr w:type="spellEnd"/>
+      <w:r>
+        <w:t xml:space="preserve"> </w:t>
+      </w:r>
+      <w:proofErr w:type="spellStart"/>
+      <w:r>
+        <w:t>при</w:t>
+      </w:r>
+      <w:proofErr w:type="spellEnd"/>
+      <w:r>
+        <w:t xml:space="preserve"> </w:t>
+      </w:r>
+      <w:proofErr w:type="spellStart"/>
+      <w:r>
+        <w:t>сложении</w:t>
+      </w:r>
+      <w:proofErr w:type="spellEnd"/>
+      <w:r>
+        <w:t>:</w:t>
+      </w:r>
+    </w:p>
+    <w:p>
+      <w:pPr>
+        <w:pStyle w:val="a"/>
+        <w:numPr>
+          <w:ilvl w:val="0"/>
+          <w:numId w:val="6"/>
+        </w:numPr>
+        <w:ind w:left="0" w:firstLine="709"/>
         <w:rPr>
           <w:lang w:val="ru-RU"/>
         </w:rPr>
       </w:pPr>
       <w:r>
-        <w:t>Main</w:t>
-      </w:r>
-      <w:r>
         <w:rPr>
           <w:lang w:val="ru-RU"/>
         </w:rPr>
-        <w:t xml:space="preserve"> — дата, время, основная информация;</w:t>
+        <w:t>в ПК: знаки слагаемых одинаковы, а знак суммы отличается;</w:t>
       </w:r>
     </w:p>
     <w:p>
@@ -329,20 +634,18 @@
         <w:pStyle w:val="a"/>
         <w:numPr>
           <w:ilvl w:val="0"/>
-          <w:numId w:val="3"/>
+          <w:numId w:val="6"/>
         </w:numPr>
+        <w:ind w:left="0" w:firstLine="709"/>
         <w:rPr>
           <w:lang w:val="ru-RU"/>
         </w:rPr>
       </w:pPr>
       <w:r>
-        <w:t>Advanced</w:t>
-      </w:r>
-      <w:r>
         <w:rPr>
           <w:lang w:val="ru-RU"/>
         </w:rPr>
-        <w:t xml:space="preserve"> — накопители, процессор, память, чипсет, периферия;</w:t>
+        <w:t>в ОК: аналогично, плюс возможен «отрицательный нуль»;</w:t>
       </w:r>
     </w:p>
     <w:p>
@@ -350,11 +653,18 @@
         <w:pStyle w:val="a"/>
         <w:numPr>
           <w:ilvl w:val="0"/>
-          <w:numId w:val="3"/>
+          <w:numId w:val="6"/>
         </w:numPr>
-      </w:pPr>
-      <w:r>
-        <w:t>Security — пароли, защита;</w:t>
+        <w:ind w:left="0" w:firstLine="709"/>
+        <w:rPr>
+          <w:lang w:val="ru-RU"/>
+        </w:rPr>
+      </w:pPr>
+      <w:r>
+        <w:rPr>
+          <w:lang w:val="ru-RU"/>
+        </w:rPr>
+        <w:t>в ДК: знаки слагаемых одинаковы, а знак суммы отличается (перенос в знаковый разряд при отсутствии переноса из него или наоборот).</w:t>
       </w:r>
     </w:p>
     <w:p>
@@ -362,11 +672,18 @@
         <w:pStyle w:val="a"/>
         <w:numPr>
           <w:ilvl w:val="0"/>
-          <w:numId w:val="3"/>
+          <w:numId w:val="7"/>
         </w:numPr>
-      </w:pPr>
-      <w:r>
-        <w:t>Power — электропитание;</w:t>
+        <w:ind w:left="0" w:firstLine="709"/>
+        <w:rPr>
+          <w:lang w:val="ru-RU"/>
+        </w:rPr>
+      </w:pPr>
+      <w:r>
+        <w:rPr>
+          <w:lang w:val="ru-RU"/>
+        </w:rPr>
+        <w:t>Завершение цикла умножения: по числу обработанных разрядов множителя (счётчик циклов).</w:t>
       </w:r>
     </w:p>
     <w:p>
@@ -374,11 +691,42 @@
         <w:pStyle w:val="a"/>
         <w:numPr>
           <w:ilvl w:val="0"/>
-          <w:numId w:val="3"/>
+          <w:numId w:val="7"/>
         </w:numPr>
-      </w:pPr>
-      <w:r>
-        <w:t>Boot — порядок загрузочных устройств;</w:t>
+        <w:ind w:left="0" w:firstLine="709"/>
+      </w:pPr>
+      <w:r>
+        <w:rPr>
+          <w:lang w:val="ru-RU"/>
+        </w:rPr>
+        <w:t xml:space="preserve">Знак произведения дробей в ПК: определяется сложением по модулю </w:t>
+      </w:r>
+      <w:r>
+        <w:t xml:space="preserve">2 </w:t>
+      </w:r>
+      <w:proofErr w:type="spellStart"/>
+      <w:r>
+        <w:t>знаковых</w:t>
+      </w:r>
+      <w:proofErr w:type="spellEnd"/>
+      <w:r>
+        <w:t xml:space="preserve"> </w:t>
+      </w:r>
+      <w:proofErr w:type="spellStart"/>
+      <w:r>
+        <w:t>разрядов</w:t>
+      </w:r>
+      <w:proofErr w:type="spellEnd"/>
+      <w:r>
+        <w:t xml:space="preserve"> </w:t>
+      </w:r>
+      <w:proofErr w:type="spellStart"/>
+      <w:r>
+        <w:t>сомножителей</w:t>
+      </w:r>
+      <w:proofErr w:type="spellEnd"/>
+      <w:r>
+        <w:t>.</w:t>
       </w:r>
     </w:p>
     <w:p>
@@ -386,906 +734,32 @@
         <w:pStyle w:val="a"/>
         <w:numPr>
           <w:ilvl w:val="0"/>
-          <w:numId w:val="3"/>
+          <w:numId w:val="7"/>
         </w:numPr>
+        <w:ind w:left="0" w:firstLine="709"/>
         <w:rPr>
           <w:lang w:val="ru-RU"/>
         </w:rPr>
       </w:pPr>
       <w:r>
-        <w:t>Exit</w:t>
-      </w:r>
-      <w:r>
         <w:rPr>
           <w:lang w:val="ru-RU"/>
         </w:rPr>
-        <w:t xml:space="preserve"> — выход с сохранением/без сохранения.</w:t>
-      </w:r>
-    </w:p>
-    <w:p>
-      <w:r>
-        <w:t>POST (Power On Self Test) — самотестирование процессора, ОЗУ, чипсета, дисководов, клавиатуры при включении. При неисправности — остановка с сообщением или звуковым сигналом.</w:t>
-      </w:r>
-    </w:p>
-    <w:p>
-      <w:r>
-        <w:t>Ключевые термины: Primary/Secondary — первичный/вторичный; Master/Slave — главный/подчинённый; Device — устройство; IRQ — прерывание; Bus Mastering — пересылка данных по шине без участия ЦП.</w:t>
-      </w:r>
-    </w:p>
-    <w:p>
-      <w:r>
-        <w:t>Основные настройки:</w:t>
-      </w:r>
-    </w:p>
-    <w:p>
-      <w:pPr>
-        <w:pStyle w:val="a"/>
-      </w:pPr>
-      <w:r>
-        <w:t>Virus Warning — защита загрузочного сектора (Enabled/Disabled);</w:t>
-      </w:r>
-    </w:p>
-    <w:p>
-      <w:pPr>
-        <w:pStyle w:val="a"/>
-      </w:pPr>
-      <w:r>
-        <w:t>Quick Power On Self Test — ускоренный POST (Enabled/Disabled);</w:t>
-      </w:r>
-    </w:p>
-    <w:p>
-      <w:pPr>
-        <w:pStyle w:val="a"/>
-      </w:pPr>
-      <w:r>
-        <w:lastRenderedPageBreak/>
-        <w:t>Boot Sequence — последовательность загрузки (First/Second/Third Boot Device);</w:t>
-      </w:r>
-    </w:p>
-    <w:p>
-      <w:pPr>
-        <w:pStyle w:val="a"/>
-      </w:pPr>
-      <w:r>
-        <w:t>Security Option — System (блокирует ПК и BIOS) или Setup (только BIOS).</w:t>
-      </w:r>
-    </w:p>
-    <w:p>
-      <w:pPr>
+        <w:t xml:space="preserve">Очередная цифра частного (с восстановлением остатка): если остаток ≥ 0 — цифра 1, если </w:t>
+      </w:r>
+      <w:proofErr w:type="gramStart"/>
+      <w:r>
         <w:rPr>
-          <w:lang w:val="en-US"/>
+          <w:lang w:val="ru-RU"/>
         </w:rPr>
-      </w:pPr>
-      <w:r>
-        <w:t>Периферия</w:t>
-      </w:r>
+        <w:t>&lt; 0</w:t>
+      </w:r>
+      <w:proofErr w:type="gramEnd"/>
       <w:r>
         <w:rPr>
-          <w:lang w:val="en-US"/>
+          <w:lang w:val="ru-RU"/>
         </w:rPr>
-        <w:t xml:space="preserve"> </w:t>
-      </w:r>
-      <w:r>
-        <w:t>настраивается</w:t>
-      </w:r>
-      <w:r>
-        <w:rPr>
-          <w:lang w:val="en-US"/>
-        </w:rPr>
-        <w:t xml:space="preserve"> </w:t>
-      </w:r>
-      <w:r>
-        <w:t>в</w:t>
-      </w:r>
-      <w:r>
-        <w:rPr>
-          <w:lang w:val="en-US"/>
-        </w:rPr>
-        <w:t xml:space="preserve"> I/O Interface Security: USB-</w:t>
-      </w:r>
-      <w:r>
-        <w:t>контроллеры</w:t>
-      </w:r>
-      <w:r>
-        <w:rPr>
-          <w:lang w:val="en-US"/>
-        </w:rPr>
-        <w:t xml:space="preserve">, LAN Boot ROM, Serial/Parallel </w:t>
-      </w:r>
-      <w:r>
-        <w:t>порты</w:t>
-      </w:r>
-      <w:r>
-        <w:rPr>
-          <w:lang w:val="en-US"/>
-        </w:rPr>
-        <w:t>, Audio Controller.</w:t>
-      </w:r>
-    </w:p>
-    <w:p>
-      <w:r>
-        <w:t>S.M.A.R.T. — технология самоконтроля и диагностики жёстких дисков, прогнозирование сбоев по параметрам старения и текущего состояния.</w:t>
-      </w:r>
-    </w:p>
-    <w:p/>
-    <w:p/>
-    <w:p/>
-    <w:p/>
-    <w:p/>
-    <w:p/>
-    <w:p/>
-    <w:p/>
-    <w:p/>
-    <w:p/>
-    <w:p/>
-    <w:p/>
-    <w:p/>
-    <w:p/>
-    <w:p/>
-    <w:p/>
-    <w:p>
-      <w:pPr>
-        <w:spacing w:line="240" w:lineRule="auto"/>
-        <w:ind w:firstLine="0"/>
-      </w:pPr>
-      <w:r>
-        <w:br w:type="page"/>
-      </w:r>
-    </w:p>
-    <w:p>
-      <w:pPr>
-        <w:pStyle w:val="1"/>
-      </w:pPr>
-      <w:r>
-        <w:lastRenderedPageBreak/>
-        <w:t>2. Практическая часть</w:t>
-      </w:r>
-    </w:p>
-    <w:p>
-      <w:pPr>
-        <w:pStyle w:val="2"/>
-      </w:pPr>
-      <w:r>
-        <w:t>Задание 1. Изучение конфигурации главного интерфейса симулятора BIOS</w:t>
-      </w:r>
-    </w:p>
-    <w:p>
-      <w:r>
-        <w:t>Запущен симулятор BIOS, выбран раздел «Demo». Изучена конфигурация главного интерфейса.</w:t>
-      </w:r>
-    </w:p>
-    <w:p>
-      <w:pPr>
-        <w:jc w:val="center"/>
-      </w:pPr>
-      <w:r>
-        <w:rPr>
-          <w:noProof/>
-        </w:rPr>
-        <w:drawing>
-          <wp:inline distT="0" distB="0" distL="0" distR="0" wp14:anchorId="00178F9A" wp14:editId="1C8A77BD">
-            <wp:extent cx="3949700" cy="2468615"/>
-            <wp:effectExtent l="0" t="0" r="0" b="8255"/>
-            <wp:docPr id="1" name="Рисунок 1"/>
-            <wp:cNvGraphicFramePr>
-              <a:graphicFrameLocks xmlns:a="http://schemas.openxmlformats.org/drawingml/2006/main" noChangeAspect="1"/>
-            </wp:cNvGraphicFramePr>
-            <a:graphic xmlns:a="http://schemas.openxmlformats.org/drawingml/2006/main">
-              <a:graphicData uri="http://schemas.openxmlformats.org/drawingml/2006/picture">
-                <pic:pic xmlns:pic="http://schemas.openxmlformats.org/drawingml/2006/picture">
-                  <pic:nvPicPr>
-                    <pic:cNvPr id="1" name=""/>
-                    <pic:cNvPicPr/>
-                  </pic:nvPicPr>
-                  <pic:blipFill>
-                    <a:blip r:embed="rId8"/>
-                    <a:stretch>
-                      <a:fillRect/>
-                    </a:stretch>
-                  </pic:blipFill>
-                  <pic:spPr>
-                    <a:xfrm>
-                      <a:off x="0" y="0"/>
-                      <a:ext cx="3956762" cy="2473029"/>
-                    </a:xfrm>
-                    <a:prstGeom prst="rect">
-                      <a:avLst/>
-                    </a:prstGeom>
-                  </pic:spPr>
-                </pic:pic>
-              </a:graphicData>
-            </a:graphic>
-          </wp:inline>
-        </w:drawing>
-      </w:r>
-    </w:p>
-    <w:p>
-      <w:pPr>
-        <w:jc w:val="center"/>
-      </w:pPr>
-      <w:r>
-        <w:t xml:space="preserve">Рисунок 1 </w:t>
-      </w:r>
-      <w:r>
-        <w:t>–</w:t>
-      </w:r>
-      <w:r>
-        <w:t xml:space="preserve"> </w:t>
-      </w:r>
-      <w:r>
-        <w:t xml:space="preserve">Эмулятор </w:t>
-      </w:r>
-      <w:r>
-        <w:rPr>
-          <w:lang w:val="en-US"/>
-        </w:rPr>
-        <w:t>BIOS</w:t>
-      </w:r>
-      <w:r>
-        <w:t>.</w:t>
-      </w:r>
-    </w:p>
-    <w:p>
-      <w:r>
-        <w:t>Основные составляющие:</w:t>
-      </w:r>
-    </w:p>
-    <w:p>
-      <w:r>
-        <w:t>в нижней части окна — информация о производителе и программе;</w:t>
-      </w:r>
-    </w:p>
-    <w:p>
-      <w:r>
-        <w:t>в верхней части — строковое меню с разделами: Main, Advanced, Security, Power, Boot, Exit;</w:t>
-      </w:r>
-    </w:p>
-    <w:p>
-      <w:r>
-        <w:t>интерфейс текстовый, управление с клавиатуры.</w:t>
-      </w:r>
-    </w:p>
-    <w:p/>
-    <w:p>
-      <w:pPr>
-        <w:pStyle w:val="2"/>
-      </w:pPr>
-      <w:r>
-        <w:t>Задание 2. Выполнение практического задания по настройке BIOS</w:t>
-      </w:r>
-    </w:p>
-    <w:p>
-      <w:r>
-        <w:t>В симуляторе выбран режим «Тест». Выполнены настройки по оптимизации:</w:t>
-      </w:r>
-    </w:p>
-    <w:p>
-      <w:r>
-        <w:t>Main — установлены дата и время</w:t>
-      </w:r>
-      <w:r>
-        <w:t xml:space="preserve"> путем нажатия клавиш «+» и «-»</w:t>
-      </w:r>
-      <w:r>
-        <w:t>.</w:t>
-      </w:r>
-    </w:p>
-    <w:p>
-      <w:pPr>
-        <w:jc w:val="center"/>
-      </w:pPr>
-      <w:r>
-        <w:rPr>
-          <w:noProof/>
-        </w:rPr>
-        <w:drawing>
-          <wp:inline distT="0" distB="0" distL="0" distR="0" wp14:anchorId="2D3BDF79" wp14:editId="2869B101">
-            <wp:extent cx="4254500" cy="528458"/>
-            <wp:effectExtent l="0" t="0" r="0" b="5080"/>
-            <wp:docPr id="2" name="Рисунок 2"/>
-            <wp:cNvGraphicFramePr>
-              <a:graphicFrameLocks xmlns:a="http://schemas.openxmlformats.org/drawingml/2006/main" noChangeAspect="1"/>
-            </wp:cNvGraphicFramePr>
-            <a:graphic xmlns:a="http://schemas.openxmlformats.org/drawingml/2006/main">
-              <a:graphicData uri="http://schemas.openxmlformats.org/drawingml/2006/picture">
-                <pic:pic xmlns:pic="http://schemas.openxmlformats.org/drawingml/2006/picture">
-                  <pic:nvPicPr>
-                    <pic:cNvPr id="1" name=""/>
-                    <pic:cNvPicPr/>
-                  </pic:nvPicPr>
-                  <pic:blipFill>
-                    <a:blip r:embed="rId9"/>
-                    <a:stretch>
-                      <a:fillRect/>
-                    </a:stretch>
-                  </pic:blipFill>
-                  <pic:spPr>
-                    <a:xfrm>
-                      <a:off x="0" y="0"/>
-                      <a:ext cx="4289087" cy="532754"/>
-                    </a:xfrm>
-                    <a:prstGeom prst="rect">
-                      <a:avLst/>
-                    </a:prstGeom>
-                  </pic:spPr>
-                </pic:pic>
-              </a:graphicData>
-            </a:graphic>
-          </wp:inline>
-        </w:drawing>
-      </w:r>
-    </w:p>
-    <w:p>
-      <w:pPr>
-        <w:jc w:val="center"/>
-      </w:pPr>
-      <w:r>
-        <w:t xml:space="preserve">Рисунок </w:t>
-      </w:r>
-      <w:r>
-        <w:t>2</w:t>
-      </w:r>
-      <w:r>
-        <w:t xml:space="preserve"> – Установка даты и времени</w:t>
-      </w:r>
-      <w:r>
-        <w:t>.</w:t>
-      </w:r>
-    </w:p>
-    <w:p>
-      <w:r>
-        <w:t xml:space="preserve">Отключен жёсткий диск от порта </w:t>
-      </w:r>
-      <w:r>
-        <w:rPr>
-          <w:lang w:val="en-US"/>
-        </w:rPr>
-        <w:t>SATA</w:t>
-      </w:r>
-      <w:r>
-        <w:t xml:space="preserve"> 3.</w:t>
-      </w:r>
-    </w:p>
-    <w:p>
-      <w:r>
-        <w:rPr>
-          <w:noProof/>
-        </w:rPr>
-        <w:lastRenderedPageBreak/>
-        <w:drawing>
-          <wp:inline distT="0" distB="0" distL="0" distR="0" wp14:anchorId="4C40FC0E" wp14:editId="0BB1BD6F">
-            <wp:extent cx="4445000" cy="2509726"/>
-            <wp:effectExtent l="0" t="0" r="0" b="5080"/>
-            <wp:docPr id="4" name="Рисунок 4"/>
-            <wp:cNvGraphicFramePr>
-              <a:graphicFrameLocks xmlns:a="http://schemas.openxmlformats.org/drawingml/2006/main" noChangeAspect="1"/>
-            </wp:cNvGraphicFramePr>
-            <a:graphic xmlns:a="http://schemas.openxmlformats.org/drawingml/2006/main">
-              <a:graphicData uri="http://schemas.openxmlformats.org/drawingml/2006/picture">
-                <pic:pic xmlns:pic="http://schemas.openxmlformats.org/drawingml/2006/picture">
-                  <pic:nvPicPr>
-                    <pic:cNvPr id="1" name=""/>
-                    <pic:cNvPicPr/>
-                  </pic:nvPicPr>
-                  <pic:blipFill>
-                    <a:blip r:embed="rId10"/>
-                    <a:stretch>
-                      <a:fillRect/>
-                    </a:stretch>
-                  </pic:blipFill>
-                  <pic:spPr>
-                    <a:xfrm>
-                      <a:off x="0" y="0"/>
-                      <a:ext cx="4449547" cy="2512293"/>
-                    </a:xfrm>
-                    <a:prstGeom prst="rect">
-                      <a:avLst/>
-                    </a:prstGeom>
-                  </pic:spPr>
-                </pic:pic>
-              </a:graphicData>
-            </a:graphic>
-          </wp:inline>
-        </w:drawing>
-      </w:r>
-    </w:p>
-    <w:p>
-      <w:pPr>
-        <w:jc w:val="center"/>
-      </w:pPr>
-      <w:r>
-        <w:t xml:space="preserve">Рисунок </w:t>
-      </w:r>
-      <w:r>
-        <w:t>3</w:t>
-      </w:r>
-      <w:r>
-        <w:t xml:space="preserve"> – Отключение жёсткого диска.</w:t>
-      </w:r>
-    </w:p>
-    <w:p>
-      <w:r>
-        <w:t>Увеличена частота процессора</w:t>
-      </w:r>
-    </w:p>
-    <w:p>
-      <w:pPr>
-        <w:jc w:val="center"/>
-      </w:pPr>
-      <w:r>
-        <w:rPr>
-          <w:noProof/>
-        </w:rPr>
-        <w:drawing>
-          <wp:inline distT="0" distB="0" distL="0" distR="0" wp14:anchorId="7C2F4FE5" wp14:editId="10862D0A">
-            <wp:extent cx="3981157" cy="2481042"/>
-            <wp:effectExtent l="0" t="0" r="635" b="0"/>
-            <wp:docPr id="3" name="Рисунок 3"/>
-            <wp:cNvGraphicFramePr>
-              <a:graphicFrameLocks xmlns:a="http://schemas.openxmlformats.org/drawingml/2006/main" noChangeAspect="1"/>
-            </wp:cNvGraphicFramePr>
-            <a:graphic xmlns:a="http://schemas.openxmlformats.org/drawingml/2006/main">
-              <a:graphicData uri="http://schemas.openxmlformats.org/drawingml/2006/picture">
-                <pic:pic xmlns:pic="http://schemas.openxmlformats.org/drawingml/2006/picture">
-                  <pic:nvPicPr>
-                    <pic:cNvPr id="1" name=""/>
-                    <pic:cNvPicPr/>
-                  </pic:nvPicPr>
-                  <pic:blipFill>
-                    <a:blip r:embed="rId11"/>
-                    <a:stretch>
-                      <a:fillRect/>
-                    </a:stretch>
-                  </pic:blipFill>
-                  <pic:spPr>
-                    <a:xfrm>
-                      <a:off x="0" y="0"/>
-                      <a:ext cx="3988047" cy="2485336"/>
-                    </a:xfrm>
-                    <a:prstGeom prst="rect">
-                      <a:avLst/>
-                    </a:prstGeom>
-                  </pic:spPr>
-                </pic:pic>
-              </a:graphicData>
-            </a:graphic>
-          </wp:inline>
-        </w:drawing>
-      </w:r>
-    </w:p>
-    <w:p>
-      <w:pPr>
-        <w:jc w:val="center"/>
-      </w:pPr>
-      <w:r>
-        <w:t>Рисунок 4 – Установка частоты процессора.</w:t>
-      </w:r>
-    </w:p>
-    <w:p>
-      <w:r>
-        <w:tab/>
-        <w:t>Установлена задержка оперативной памяти</w:t>
-      </w:r>
-    </w:p>
-    <w:p>
-      <w:pPr>
-        <w:jc w:val="center"/>
-      </w:pPr>
-      <w:r>
-        <w:rPr>
-          <w:noProof/>
-        </w:rPr>
-        <w:drawing>
-          <wp:inline distT="0" distB="0" distL="0" distR="0" wp14:anchorId="79610F86" wp14:editId="2B594F11">
-            <wp:extent cx="4121834" cy="2577523"/>
-            <wp:effectExtent l="0" t="0" r="0" b="0"/>
-            <wp:docPr id="5" name="Рисунок 5"/>
-            <wp:cNvGraphicFramePr>
-              <a:graphicFrameLocks xmlns:a="http://schemas.openxmlformats.org/drawingml/2006/main" noChangeAspect="1"/>
-            </wp:cNvGraphicFramePr>
-            <a:graphic xmlns:a="http://schemas.openxmlformats.org/drawingml/2006/main">
-              <a:graphicData uri="http://schemas.openxmlformats.org/drawingml/2006/picture">
-                <pic:pic xmlns:pic="http://schemas.openxmlformats.org/drawingml/2006/picture">
-                  <pic:nvPicPr>
-                    <pic:cNvPr id="1" name=""/>
-                    <pic:cNvPicPr/>
-                  </pic:nvPicPr>
-                  <pic:blipFill>
-                    <a:blip r:embed="rId12"/>
-                    <a:stretch>
-                      <a:fillRect/>
-                    </a:stretch>
-                  </pic:blipFill>
-                  <pic:spPr>
-                    <a:xfrm>
-                      <a:off x="0" y="0"/>
-                      <a:ext cx="4129499" cy="2582316"/>
-                    </a:xfrm>
-                    <a:prstGeom prst="rect">
-                      <a:avLst/>
-                    </a:prstGeom>
-                  </pic:spPr>
-                </pic:pic>
-              </a:graphicData>
-            </a:graphic>
-          </wp:inline>
-        </w:drawing>
-      </w:r>
-    </w:p>
-    <w:p>
-      <w:pPr>
-        <w:jc w:val="center"/>
-      </w:pPr>
-      <w:r>
-        <w:lastRenderedPageBreak/>
-        <w:t>Рисунок 5 – Установка задержки оперативной памяти.</w:t>
-      </w:r>
-    </w:p>
-    <w:p>
-      <w:pPr>
-        <w:ind w:firstLine="0"/>
-      </w:pPr>
-      <w:r>
-        <w:tab/>
-        <w:t xml:space="preserve">Запрещено использование </w:t>
-      </w:r>
-      <w:r>
-        <w:rPr>
-          <w:lang w:val="en-US"/>
-        </w:rPr>
-        <w:t>USB</w:t>
-      </w:r>
-      <w:r>
-        <w:t xml:space="preserve"> </w:t>
-      </w:r>
-      <w:r>
-        <w:t>на компьютере.</w:t>
-      </w:r>
-    </w:p>
-    <w:p>
-      <w:pPr>
-        <w:ind w:firstLine="0"/>
-        <w:jc w:val="center"/>
-      </w:pPr>
-      <w:r>
-        <w:rPr>
-          <w:noProof/>
-        </w:rPr>
-        <w:drawing>
-          <wp:inline distT="0" distB="0" distL="0" distR="0" wp14:anchorId="4EDD5274" wp14:editId="3F82746A">
-            <wp:extent cx="4058530" cy="1124501"/>
-            <wp:effectExtent l="0" t="0" r="0" b="0"/>
-            <wp:docPr id="6" name="Рисунок 6"/>
-            <wp:cNvGraphicFramePr>
-              <a:graphicFrameLocks xmlns:a="http://schemas.openxmlformats.org/drawingml/2006/main" noChangeAspect="1"/>
-            </wp:cNvGraphicFramePr>
-            <a:graphic xmlns:a="http://schemas.openxmlformats.org/drawingml/2006/main">
-              <a:graphicData uri="http://schemas.openxmlformats.org/drawingml/2006/picture">
-                <pic:pic xmlns:pic="http://schemas.openxmlformats.org/drawingml/2006/picture">
-                  <pic:nvPicPr>
-                    <pic:cNvPr id="1" name=""/>
-                    <pic:cNvPicPr/>
-                  </pic:nvPicPr>
-                  <pic:blipFill>
-                    <a:blip r:embed="rId13"/>
-                    <a:stretch>
-                      <a:fillRect/>
-                    </a:stretch>
-                  </pic:blipFill>
-                  <pic:spPr>
-                    <a:xfrm>
-                      <a:off x="0" y="0"/>
-                      <a:ext cx="4076903" cy="1129591"/>
-                    </a:xfrm>
-                    <a:prstGeom prst="rect">
-                      <a:avLst/>
-                    </a:prstGeom>
-                  </pic:spPr>
-                </pic:pic>
-              </a:graphicData>
-            </a:graphic>
-          </wp:inline>
-        </w:drawing>
-      </w:r>
-    </w:p>
-    <w:p>
-      <w:pPr>
-        <w:jc w:val="center"/>
-      </w:pPr>
-      <w:r>
-        <w:t xml:space="preserve">Рисунок </w:t>
-      </w:r>
-      <w:r>
-        <w:t>6</w:t>
-      </w:r>
-      <w:r>
-        <w:t xml:space="preserve"> – Настройка </w:t>
-      </w:r>
-      <w:r>
-        <w:rPr>
-          <w:lang w:val="en-US"/>
-        </w:rPr>
-        <w:t>USB</w:t>
-      </w:r>
-      <w:r>
-        <w:t>.</w:t>
-      </w:r>
-    </w:p>
-    <w:p>
-      <w:r>
-        <w:t>Отключена встроенная сетевая карта</w:t>
-      </w:r>
-    </w:p>
-    <w:p>
-      <w:pPr>
-        <w:jc w:val="center"/>
-      </w:pPr>
-      <w:r>
-        <w:rPr>
-          <w:noProof/>
-        </w:rPr>
-        <w:drawing>
-          <wp:inline distT="0" distB="0" distL="0" distR="0" wp14:anchorId="361F950F" wp14:editId="60143356">
-            <wp:extent cx="3453619" cy="1701521"/>
-            <wp:effectExtent l="0" t="0" r="0" b="0"/>
-            <wp:docPr id="7" name="Рисунок 7"/>
-            <wp:cNvGraphicFramePr>
-              <a:graphicFrameLocks xmlns:a="http://schemas.openxmlformats.org/drawingml/2006/main" noChangeAspect="1"/>
-            </wp:cNvGraphicFramePr>
-            <a:graphic xmlns:a="http://schemas.openxmlformats.org/drawingml/2006/main">
-              <a:graphicData uri="http://schemas.openxmlformats.org/drawingml/2006/picture">
-                <pic:pic xmlns:pic="http://schemas.openxmlformats.org/drawingml/2006/picture">
-                  <pic:nvPicPr>
-                    <pic:cNvPr id="1" name=""/>
-                    <pic:cNvPicPr/>
-                  </pic:nvPicPr>
-                  <pic:blipFill>
-                    <a:blip r:embed="rId14"/>
-                    <a:stretch>
-                      <a:fillRect/>
-                    </a:stretch>
-                  </pic:blipFill>
-                  <pic:spPr>
-                    <a:xfrm>
-                      <a:off x="0" y="0"/>
-                      <a:ext cx="3471352" cy="1710258"/>
-                    </a:xfrm>
-                    <a:prstGeom prst="rect">
-                      <a:avLst/>
-                    </a:prstGeom>
-                  </pic:spPr>
-                </pic:pic>
-              </a:graphicData>
-            </a:graphic>
-          </wp:inline>
-        </w:drawing>
-      </w:r>
-    </w:p>
-    <w:p>
-      <w:pPr>
-        <w:jc w:val="center"/>
-      </w:pPr>
-      <w:r>
-        <w:t>Рисунок 7 – Настройка встроенных устройств.</w:t>
-      </w:r>
-    </w:p>
-    <w:p>
-      <w:r>
-        <w:t>Настроено автоматическое и дистанционное включение</w:t>
-      </w:r>
-    </w:p>
-    <w:p>
-      <w:pPr>
-        <w:jc w:val="center"/>
-      </w:pPr>
-      <w:r>
-        <w:rPr>
-          <w:noProof/>
-        </w:rPr>
-        <w:drawing>
-          <wp:inline distT="0" distB="0" distL="0" distR="0" wp14:anchorId="67C37520" wp14:editId="4299D384">
-            <wp:extent cx="3953022" cy="1564729"/>
-            <wp:effectExtent l="0" t="0" r="0" b="0"/>
-            <wp:docPr id="8" name="Рисунок 8"/>
-            <wp:cNvGraphicFramePr>
-              <a:graphicFrameLocks xmlns:a="http://schemas.openxmlformats.org/drawingml/2006/main" noChangeAspect="1"/>
-            </wp:cNvGraphicFramePr>
-            <a:graphic xmlns:a="http://schemas.openxmlformats.org/drawingml/2006/main">
-              <a:graphicData uri="http://schemas.openxmlformats.org/drawingml/2006/picture">
-                <pic:pic xmlns:pic="http://schemas.openxmlformats.org/drawingml/2006/picture">
-                  <pic:nvPicPr>
-                    <pic:cNvPr id="1" name=""/>
-                    <pic:cNvPicPr/>
-                  </pic:nvPicPr>
-                  <pic:blipFill>
-                    <a:blip r:embed="rId15"/>
-                    <a:stretch>
-                      <a:fillRect/>
-                    </a:stretch>
-                  </pic:blipFill>
-                  <pic:spPr>
-                    <a:xfrm>
-                      <a:off x="0" y="0"/>
-                      <a:ext cx="3962410" cy="1568445"/>
-                    </a:xfrm>
-                    <a:prstGeom prst="rect">
-                      <a:avLst/>
-                    </a:prstGeom>
-                  </pic:spPr>
-                </pic:pic>
-              </a:graphicData>
-            </a:graphic>
-          </wp:inline>
-        </w:drawing>
-      </w:r>
-    </w:p>
-    <w:p>
-      <w:pPr>
-        <w:jc w:val="center"/>
-      </w:pPr>
-      <w:r>
-        <w:t>Рисунок 8 – Настройка автоматического включения.</w:t>
-      </w:r>
-    </w:p>
-    <w:p>
-      <w:pPr>
-        <w:jc w:val="center"/>
-      </w:pPr>
-      <w:r>
-        <w:rPr>
-          <w:noProof/>
-        </w:rPr>
-        <w:drawing>
-          <wp:inline distT="0" distB="0" distL="0" distR="0" wp14:anchorId="172641A7" wp14:editId="32D356A0">
-            <wp:extent cx="3559127" cy="1869160"/>
-            <wp:effectExtent l="0" t="0" r="3810" b="0"/>
-            <wp:docPr id="9" name="Рисунок 9"/>
-            <wp:cNvGraphicFramePr>
-              <a:graphicFrameLocks xmlns:a="http://schemas.openxmlformats.org/drawingml/2006/main" noChangeAspect="1"/>
-            </wp:cNvGraphicFramePr>
-            <a:graphic xmlns:a="http://schemas.openxmlformats.org/drawingml/2006/main">
-              <a:graphicData uri="http://schemas.openxmlformats.org/drawingml/2006/picture">
-                <pic:pic xmlns:pic="http://schemas.openxmlformats.org/drawingml/2006/picture">
-                  <pic:nvPicPr>
-                    <pic:cNvPr id="1" name=""/>
-                    <pic:cNvPicPr/>
-                  </pic:nvPicPr>
-                  <pic:blipFill>
-                    <a:blip r:embed="rId16"/>
-                    <a:stretch>
-                      <a:fillRect/>
-                    </a:stretch>
-                  </pic:blipFill>
-                  <pic:spPr>
-                    <a:xfrm>
-                      <a:off x="0" y="0"/>
-                      <a:ext cx="3565391" cy="1872450"/>
-                    </a:xfrm>
-                    <a:prstGeom prst="rect">
-                      <a:avLst/>
-                    </a:prstGeom>
-                  </pic:spPr>
-                </pic:pic>
-              </a:graphicData>
-            </a:graphic>
-          </wp:inline>
-        </w:drawing>
-      </w:r>
-    </w:p>
-    <w:p>
-      <w:pPr>
-        <w:jc w:val="center"/>
-      </w:pPr>
-      <w:r>
-        <w:t xml:space="preserve">Рисунок 9 – </w:t>
-      </w:r>
-      <w:r>
-        <w:t>Установка пароля</w:t>
-      </w:r>
-      <w:r>
-        <w:t>.</w:t>
-      </w:r>
-    </w:p>
-    <w:p>
-      <w:pPr>
-        <w:jc w:val="center"/>
-      </w:pPr>
-      <w:r>
-        <w:rPr>
-          <w:noProof/>
-        </w:rPr>
-        <w:lastRenderedPageBreak/>
-        <w:drawing>
-          <wp:inline distT="0" distB="0" distL="0" distR="0" wp14:anchorId="3EF90A0C" wp14:editId="3525C6A0">
-            <wp:extent cx="5940425" cy="3658235"/>
-            <wp:effectExtent l="0" t="0" r="3175" b="0"/>
-            <wp:docPr id="10" name="Рисунок 10"/>
-            <wp:cNvGraphicFramePr>
-              <a:graphicFrameLocks xmlns:a="http://schemas.openxmlformats.org/drawingml/2006/main" noChangeAspect="1"/>
-            </wp:cNvGraphicFramePr>
-            <a:graphic xmlns:a="http://schemas.openxmlformats.org/drawingml/2006/main">
-              <a:graphicData uri="http://schemas.openxmlformats.org/drawingml/2006/picture">
-                <pic:pic xmlns:pic="http://schemas.openxmlformats.org/drawingml/2006/picture">
-                  <pic:nvPicPr>
-                    <pic:cNvPr id="1" name=""/>
-                    <pic:cNvPicPr/>
-                  </pic:nvPicPr>
-                  <pic:blipFill>
-                    <a:blip r:embed="rId17"/>
-                    <a:stretch>
-                      <a:fillRect/>
-                    </a:stretch>
-                  </pic:blipFill>
-                  <pic:spPr>
-                    <a:xfrm>
-                      <a:off x="0" y="0"/>
-                      <a:ext cx="5940425" cy="3658235"/>
-                    </a:xfrm>
-                    <a:prstGeom prst="rect">
-                      <a:avLst/>
-                    </a:prstGeom>
-                  </pic:spPr>
-                </pic:pic>
-              </a:graphicData>
-            </a:graphic>
-          </wp:inline>
-        </w:drawing>
-      </w:r>
-    </w:p>
-    <w:p>
-      <w:pPr>
-        <w:ind w:firstLine="0"/>
-      </w:pPr>
-      <w:r>
-        <w:tab/>
-        <w:t>Из-за технических особенностей ноутбука не удалось выполнить задания, в которых необходимо изменять числовые значения клавишами «+» «-»</w:t>
-      </w:r>
-    </w:p>
-    <w:p>
-      <w:pPr>
-        <w:ind w:firstLine="0"/>
-        <w:jc w:val="center"/>
-      </w:pPr>
-    </w:p>
-    <w:p>
-      <w:pPr>
-        <w:ind w:firstLine="0"/>
-      </w:pPr>
-      <w:r>
-        <w:br w:type="page"/>
-      </w:r>
-    </w:p>
-    <w:p>
-      <w:pPr>
-        <w:pStyle w:val="1"/>
-      </w:pPr>
-      <w:r>
-        <w:lastRenderedPageBreak/>
-        <w:t>Заключение</w:t>
-      </w:r>
-    </w:p>
-    <w:p>
-      <w:r>
-        <w:t>В ходе лабораторной работы №1 по теме «Оптимизация работы компьютера. Изучение настроек BIOS» были изучены основные настройки BIOS и освоена работа в симуляторе BIOS.</w:t>
-      </w:r>
-    </w:p>
-    <w:p/>
-    <w:p>
-      <w:pPr>
-        <w:spacing w:line="240" w:lineRule="auto"/>
-        <w:ind w:firstLine="0"/>
-      </w:pPr>
-      <w:r>
-        <w:br w:type="page"/>
-      </w:r>
-    </w:p>
-    <w:p>
-      <w:pPr>
-        <w:pStyle w:val="1"/>
-      </w:pPr>
-      <w:r>
-        <w:lastRenderedPageBreak/>
-        <w:t>Список использованных источников</w:t>
+        <w:t xml:space="preserve"> — цифра 0 с восстановлением остатка (прибавлением делителя).</w:t>
       </w:r>
     </w:p>
     <w:p>
@@ -1293,9 +767,9 @@
         <w:pStyle w:val="a"/>
         <w:numPr>
           <w:ilvl w:val="0"/>
-          <w:numId w:val="5"/>
+          <w:numId w:val="7"/>
         </w:numPr>
-        <w:ind w:left="709" w:firstLine="0"/>
+        <w:ind w:left="0" w:firstLine="709"/>
         <w:rPr>
           <w:lang w:val="ru-RU"/>
         </w:rPr>
@@ -1304,16 +778,26 @@
         <w:rPr>
           <w:lang w:val="ru-RU"/>
         </w:rPr>
-        <w:t xml:space="preserve">Зозуля Ю. Н. </w:t>
-      </w:r>
-      <w:r>
-        <w:t>BIOS</w:t>
-      </w:r>
-      <w:r>
+        <w:t>Отличие деления без восстановления остатка: не нужно восстанавливать остаток — вместо этого при отрицательном остатке к следующему сдвинутому остатку прибавляется делитель со сдвигом. Преимущество — меньше операций.</w:t>
+      </w:r>
+    </w:p>
+    <w:p>
+      <w:pPr>
+        <w:pStyle w:val="a"/>
+        <w:numPr>
+          <w:ilvl w:val="0"/>
+          <w:numId w:val="7"/>
+        </w:numPr>
+        <w:ind w:left="0" w:firstLine="709"/>
         <w:rPr>
           <w:lang w:val="ru-RU"/>
         </w:rPr>
-        <w:t xml:space="preserve"> на 100%. — СПб.: Питер, 2009. — 336 с.</w:t>
+      </w:pPr>
+      <w:r>
+        <w:rPr>
+          <w:lang w:val="ru-RU"/>
+        </w:rPr>
+        <w:t>Вес двоичного вектора в АЛУ: суммированием всех разрядов вектора (поразрядное сложение с накоплением).</w:t>
       </w:r>
     </w:p>
     <w:p>
@@ -1321,9 +805,9 @@
         <w:pStyle w:val="a"/>
         <w:numPr>
           <w:ilvl w:val="0"/>
-          <w:numId w:val="5"/>
+          <w:numId w:val="7"/>
         </w:numPr>
-        <w:ind w:left="709" w:firstLine="0"/>
+        <w:spacing w:line="240" w:lineRule="auto"/>
         <w:rPr>
           <w:lang w:val="ru-RU"/>
         </w:rPr>
@@ -1332,7 +816,16 @@
         <w:rPr>
           <w:lang w:val="ru-RU"/>
         </w:rPr>
-        <w:t>Максимов Н. В., Партыка Т. Л., Попов И. И. Технические средства информатизации. — М.: ФОРУМ: ИНФРА-М, 2008. — 592 с.</w:t>
+        <w:br w:type="page"/>
+      </w:r>
+    </w:p>
+    <w:p>
+      <w:pPr>
+        <w:pStyle w:val="1"/>
+      </w:pPr>
+      <w:r>
+        <w:lastRenderedPageBreak/>
+        <w:t>Список использованных источников</w:t>
       </w:r>
     </w:p>
     <w:p>
@@ -1340,27 +833,64 @@
         <w:pStyle w:val="a"/>
         <w:numPr>
           <w:ilvl w:val="0"/>
-          <w:numId w:val="5"/>
+          <w:numId w:val="8"/>
         </w:numPr>
-        <w:ind w:left="709" w:firstLine="0"/>
-      </w:pPr>
-      <w:r>
+        <w:ind w:left="0" w:firstLine="709"/>
         <w:rPr>
           <w:lang w:val="ru-RU"/>
         </w:rPr>
-        <w:t xml:space="preserve">Александр Микляев. Сайт, посвящённый настройкам </w:t>
-      </w:r>
-      <w:r>
-        <w:t>BIOS</w:t>
-      </w:r>
+      </w:pPr>
       <w:r>
         <w:rPr>
           <w:lang w:val="ru-RU"/>
         </w:rPr>
-        <w:t xml:space="preserve">. </w:t>
-      </w:r>
-      <w:r>
-        <w:t>Web: http://www.probios.ru</w:t>
+        <w:t>Методические указания к лабораторному практикуму по дисциплине «Основы алгоритмизации и программирования». — Пермь: ПНИПУ, 2025.</w:t>
+      </w:r>
+    </w:p>
+    <w:p>
+      <w:pPr>
+        <w:pStyle w:val="a"/>
+        <w:numPr>
+          <w:ilvl w:val="0"/>
+          <w:numId w:val="8"/>
+        </w:numPr>
+        <w:ind w:left="0" w:firstLine="709"/>
+        <w:rPr>
+          <w:lang w:val="ru-RU"/>
+        </w:rPr>
+      </w:pPr>
+      <w:r>
+        <w:rPr>
+          <w:lang w:val="ru-RU"/>
+        </w:rPr>
+        <w:t>Вирт Н. Алгоритмы + структуры данных = программы. — М.: Мир, 1985.</w:t>
+      </w:r>
+    </w:p>
+    <w:p>
+      <w:pPr>
+        <w:pStyle w:val="a"/>
+        <w:numPr>
+          <w:ilvl w:val="0"/>
+          <w:numId w:val="8"/>
+        </w:numPr>
+        <w:ind w:left="0" w:firstLine="709"/>
+        <w:rPr>
+          <w:lang w:val="ru-RU"/>
+        </w:rPr>
+      </w:pPr>
+      <w:proofErr w:type="spellStart"/>
+      <w:r>
+        <w:rPr>
+          <w:lang w:val="ru-RU"/>
+        </w:rPr>
+        <w:t>Кормен</w:t>
+      </w:r>
+      <w:proofErr w:type="spellEnd"/>
+      <w:r>
+        <w:rPr>
+          <w:lang w:val="ru-RU"/>
+        </w:rPr>
+        <w:t xml:space="preserve"> Т. Х. и др. Алгоритмы: построение и анализ. — 3-е изд. — М.: Вильямс, 2016.</w:t>
       </w:r>
     </w:p>
     <w:p/>
@@ -1378,7 +908,7 @@
     <w:p/>
     <w:p/>
     <w:sectPr>
-      <w:footerReference w:type="default" r:id="rId18"/>
+      <w:footerReference w:type="default" r:id="rId10"/>
       <w:pgSz w:w="11906" w:h="16838"/>
       <w:pgMar w:top="1134" w:right="850" w:bottom="1134" w:left="1701" w:header="708" w:footer="708" w:gutter="0"/>
       <w:cols w:space="708"/>
@@ -1390,7 +920,7 @@
 </file>
 
 <file path=word/endnotes.xml><?xml version="1.0" encoding="utf-8"?>
-<w:endnotes xmlns:wpc="http://schemas.microsoft.com/office/word/2010/wordprocessingCanvas" xmlns:cx="http://schemas.microsoft.com/office/drawing/2014/chartex" xmlns:cx1="http://schemas.microsoft.com/office/drawing/2015/9/8/chartex" xmlns:cx2="http://schemas.microsoft.com/office/drawing/2015/10/21/chartex" xmlns:cx3="http://schemas.microsoft.com/office/drawing/2016/5/9/chartex" xmlns:cx4="http://schemas.microsoft.com/office/drawing/2016/5/10/chartex" xmlns:cx5="http://schemas.microsoft.com/office/drawing/2016/5/11/chartex" xmlns:cx6="http://schemas.microsoft.com/office/drawing/2016/5/12/chartex" xmlns:cx7="http://schemas.microsoft.com/office/drawing/2016/5/13/chartex" xmlns:cx8="http://schemas.microsoft.com/office/drawing/2016/5/14/chartex" xmlns:mc="http://schemas.openxmlformats.org/markup-compatibility/2006" xmlns:aink="http://schemas.microsoft.com/office/drawing/2016/ink" xmlns:am3d="http://schemas.microsoft.com/office/drawing/2017/model3d" xmlns:o="urn:schemas-microsoft-com:office:office" xmlns:r="http://schemas.openxmlformats.org/officeDocument/2006/relationships" xmlns:m="http://schemas.openxmlformats.org/officeDocument/2006/math" xmlns:v="urn:schemas-microsoft-com:vml" xmlns:wp14="http://schemas.microsoft.com/office/word/2010/wordprocessingDrawing" xmlns:wp="http://schemas.openxmlformats.org/drawingml/2006/wordprocessingDrawing" xmlns:w10="urn:schemas-microsoft-com:office:word" xmlns:w="http://schemas.openxmlformats.org/wordprocessingml/2006/main" xmlns:w14="http://schemas.microsoft.com/office/word/2010/wordml" xmlns:w15="http://schemas.microsoft.com/office/word/2012/wordml" xmlns:w16cex="http://schemas.microsoft.com/office/word/2018/wordml/cex" xmlns:w16cid="http://schemas.microsoft.com/office/word/2016/wordml/cid" xmlns:w16="http://schemas.microsoft.com/office/word/2018/wordml" xmlns:w16sdtdh="http://schemas.microsoft.com/office/word/2020/wordml/sdtdatahash" xmlns:w16se="http://schemas.microsoft.com/office/word/2015/wordml/symex" xmlns:wpg="http://schemas.microsoft.com/office/word/2010/wordprocessingGroup" xmlns:wpi="http://schemas.microsoft.com/office/word/2010/wordprocessingInk" xmlns:wne="http://schemas.microsoft.com/office/word/2006/wordml" xmlns:wps="http://schemas.microsoft.com/office/word/2010/wordprocessingShape" mc:Ignorable="w14 w15 w16se w16cid w16 w16cex w16sdtdh wp14">
+<w:endnotes xmlns:wpc="http://schemas.microsoft.com/office/word/2010/wordprocessingCanvas" xmlns:cx="http://schemas.microsoft.com/office/drawing/2014/chartex" xmlns:mc="http://schemas.openxmlformats.org/markup-compatibility/2006" xmlns:o="urn:schemas-microsoft-com:office:office" xmlns:r="http://schemas.openxmlformats.org/officeDocument/2006/relationships" xmlns:m="http://schemas.openxmlformats.org/officeDocument/2006/math" xmlns:v="urn:schemas-microsoft-com:vml" xmlns:wp14="http://schemas.microsoft.com/office/word/2010/wordprocessingDrawing" xmlns:wp="http://schemas.openxmlformats.org/drawingml/2006/wordprocessingDrawing" xmlns:w10="urn:schemas-microsoft-com:office:word" xmlns:w="http://schemas.openxmlformats.org/wordprocessingml/2006/main" xmlns:w14="http://schemas.microsoft.com/office/word/2010/wordml" xmlns:w15="http://schemas.microsoft.com/office/word/2012/wordml" xmlns:w16se="http://schemas.microsoft.com/office/word/2015/wordml/symex" xmlns:wpg="http://schemas.microsoft.com/office/word/2010/wordprocessingGroup" xmlns:wpi="http://schemas.microsoft.com/office/word/2010/wordprocessingInk" xmlns:wne="http://schemas.microsoft.com/office/word/2006/wordml" xmlns:wps="http://schemas.microsoft.com/office/word/2010/wordprocessingShape" mc:Ignorable="w14 w15 w16se wp14">
   <w:endnote w:type="separator" w:id="-1">
     <w:p>
       <w:r>
@@ -1409,7 +939,7 @@
 </file>
 
 <file path=word/footer1.xml><?xml version="1.0" encoding="utf-8"?>
-<w:ftr xmlns:wpc="http://schemas.microsoft.com/office/word/2010/wordprocessingCanvas" xmlns:cx="http://schemas.microsoft.com/office/drawing/2014/chartex" xmlns:cx1="http://schemas.microsoft.com/office/drawing/2015/9/8/chartex" xmlns:cx2="http://schemas.microsoft.com/office/drawing/2015/10/21/chartex" xmlns:cx3="http://schemas.microsoft.com/office/drawing/2016/5/9/chartex" xmlns:cx4="http://schemas.microsoft.com/office/drawing/2016/5/10/chartex" xmlns:cx5="http://schemas.microsoft.com/office/drawing/2016/5/11/chartex" xmlns:cx6="http://schemas.microsoft.com/office/drawing/2016/5/12/chartex" xmlns:cx7="http://schemas.microsoft.com/office/drawing/2016/5/13/chartex" xmlns:cx8="http://schemas.microsoft.com/office/drawing/2016/5/14/chartex" xmlns:mc="http://schemas.openxmlformats.org/markup-compatibility/2006" xmlns:aink="http://schemas.microsoft.com/office/drawing/2016/ink" xmlns:am3d="http://schemas.microsoft.com/office/drawing/2017/model3d" xmlns:o="urn:schemas-microsoft-com:office:office" xmlns:r="http://schemas.openxmlformats.org/officeDocument/2006/relationships" xmlns:m="http://schemas.openxmlformats.org/officeDocument/2006/math" xmlns:v="urn:schemas-microsoft-com:vml" xmlns:wp14="http://schemas.microsoft.com/office/word/2010/wordprocessingDrawing" xmlns:wp="http://schemas.openxmlformats.org/drawingml/2006/wordprocessingDrawing" xmlns:w10="urn:schemas-microsoft-com:office:word" xmlns:w="http://schemas.openxmlformats.org/wordprocessingml/2006/main" xmlns:w14="http://schemas.microsoft.com/office/word/2010/wordml" xmlns:w15="http://schemas.microsoft.com/office/word/2012/wordml" xmlns:w16cex="http://schemas.microsoft.com/office/word/2018/wordml/cex" xmlns:w16cid="http://schemas.microsoft.com/office/word/2016/wordml/cid" xmlns:w16="http://schemas.microsoft.com/office/word/2018/wordml" xmlns:w16sdtdh="http://schemas.microsoft.com/office/word/2020/wordml/sdtdatahash" xmlns:w16se="http://schemas.microsoft.com/office/word/2015/wordml/symex" xmlns:wpg="http://schemas.microsoft.com/office/word/2010/wordprocessingGroup" xmlns:wpi="http://schemas.microsoft.com/office/word/2010/wordprocessingInk" xmlns:wne="http://schemas.microsoft.com/office/word/2006/wordml" xmlns:wps="http://schemas.microsoft.com/office/word/2010/wordprocessingShape" mc:Ignorable="w14 w15 w16se w16cid w16 w16cex w16sdtdh wp14">
+<w:ftr xmlns:wpc="http://schemas.microsoft.com/office/word/2010/wordprocessingCanvas" xmlns:cx="http://schemas.microsoft.com/office/drawing/2014/chartex" xmlns:mc="http://schemas.openxmlformats.org/markup-compatibility/2006" xmlns:o="urn:schemas-microsoft-com:office:office" xmlns:r="http://schemas.openxmlformats.org/officeDocument/2006/relationships" xmlns:m="http://schemas.openxmlformats.org/officeDocument/2006/math" xmlns:v="urn:schemas-microsoft-com:vml" xmlns:wp14="http://schemas.microsoft.com/office/word/2010/wordprocessingDrawing" xmlns:wp="http://schemas.openxmlformats.org/drawingml/2006/wordprocessingDrawing" xmlns:w10="urn:schemas-microsoft-com:office:word" xmlns:w="http://schemas.openxmlformats.org/wordprocessingml/2006/main" xmlns:w14="http://schemas.microsoft.com/office/word/2010/wordml" xmlns:w15="http://schemas.microsoft.com/office/word/2012/wordml" xmlns:w16se="http://schemas.microsoft.com/office/word/2015/wordml/symex" xmlns:wpg="http://schemas.microsoft.com/office/word/2010/wordprocessingGroup" xmlns:wpi="http://schemas.microsoft.com/office/word/2010/wordprocessingInk" xmlns:wne="http://schemas.microsoft.com/office/word/2006/wordml" xmlns:wps="http://schemas.microsoft.com/office/word/2010/wordprocessingShape" mc:Ignorable="w14 w15 w16se wp14">
   <w:sdt>
     <w:sdtPr>
       <w:id w:val="-1396960856"/>
@@ -1435,7 +965,10 @@
           <w:fldChar w:fldCharType="separate"/>
         </w:r>
         <w:r>
-          <w:t>2</w:t>
+          <w:rPr>
+            <w:noProof/>
+          </w:rPr>
+          <w:t>6</w:t>
         </w:r>
         <w:r>
           <w:fldChar w:fldCharType="end"/>
@@ -1452,7 +985,7 @@
 </file>
 
 <file path=word/footnotes.xml><?xml version="1.0" encoding="utf-8"?>
-<w:footnotes xmlns:wpc="http://schemas.microsoft.com/office/word/2010/wordprocessingCanvas" xmlns:cx="http://schemas.microsoft.com/office/drawing/2014/chartex" xmlns:cx1="http://schemas.microsoft.com/office/drawing/2015/9/8/chartex" xmlns:cx2="http://schemas.microsoft.com/office/drawing/2015/10/21/chartex" xmlns:cx3="http://schemas.microsoft.com/office/drawing/2016/5/9/chartex" xmlns:cx4="http://schemas.microsoft.com/office/drawing/2016/5/10/chartex" xmlns:cx5="http://schemas.microsoft.com/office/drawing/2016/5/11/chartex" xmlns:cx6="http://schemas.microsoft.com/office/drawing/2016/5/12/chartex" xmlns:cx7="http://schemas.microsoft.com/office/drawing/2016/5/13/chartex" xmlns:cx8="http://schemas.microsoft.com/office/drawing/2016/5/14/chartex" xmlns:mc="http://schemas.openxmlformats.org/markup-compatibility/2006" xmlns:aink="http://schemas.microsoft.com/office/drawing/2016/ink" xmlns:am3d="http://schemas.microsoft.com/office/drawing/2017/model3d" xmlns:o="urn:schemas-microsoft-com:office:office" xmlns:r="http://schemas.openxmlformats.org/officeDocument/2006/relationships" xmlns:m="http://schemas.openxmlformats.org/officeDocument/2006/math" xmlns:v="urn:schemas-microsoft-com:vml" xmlns:wp14="http://schemas.microsoft.com/office/word/2010/wordprocessingDrawing" xmlns:wp="http://schemas.openxmlformats.org/drawingml/2006/wordprocessingDrawing" xmlns:w10="urn:schemas-microsoft-com:office:word" xmlns:w="http://schemas.openxmlformats.org/wordprocessingml/2006/main" xmlns:w14="http://schemas.microsoft.com/office/word/2010/wordml" xmlns:w15="http://schemas.microsoft.com/office/word/2012/wordml" xmlns:w16cex="http://schemas.microsoft.com/office/word/2018/wordml/cex" xmlns:w16cid="http://schemas.microsoft.com/office/word/2016/wordml/cid" xmlns:w16="http://schemas.microsoft.com/office/word/2018/wordml" xmlns:w16sdtdh="http://schemas.microsoft.com/office/word/2020/wordml/sdtdatahash" xmlns:w16se="http://schemas.microsoft.com/office/word/2015/wordml/symex" xmlns:wpg="http://schemas.microsoft.com/office/word/2010/wordprocessingGroup" xmlns:wpi="http://schemas.microsoft.com/office/word/2010/wordprocessingInk" xmlns:wne="http://schemas.microsoft.com/office/word/2006/wordml" xmlns:wps="http://schemas.microsoft.com/office/word/2010/wordprocessingShape" mc:Ignorable="w14 w15 w16se w16cid w16 w16cex w16sdtdh wp14">
+<w:footnotes xmlns:wpc="http://schemas.microsoft.com/office/word/2010/wordprocessingCanvas" xmlns:cx="http://schemas.microsoft.com/office/drawing/2014/chartex" xmlns:mc="http://schemas.openxmlformats.org/markup-compatibility/2006" xmlns:o="urn:schemas-microsoft-com:office:office" xmlns:r="http://schemas.openxmlformats.org/officeDocument/2006/relationships" xmlns:m="http://schemas.openxmlformats.org/officeDocument/2006/math" xmlns:v="urn:schemas-microsoft-com:vml" xmlns:wp14="http://schemas.microsoft.com/office/word/2010/wordprocessingDrawing" xmlns:wp="http://schemas.openxmlformats.org/drawingml/2006/wordprocessingDrawing" xmlns:w10="urn:schemas-microsoft-com:office:word" xmlns:w="http://schemas.openxmlformats.org/wordprocessingml/2006/main" xmlns:w14="http://schemas.microsoft.com/office/word/2010/wordml" xmlns:w15="http://schemas.microsoft.com/office/word/2012/wordml" xmlns:w16se="http://schemas.microsoft.com/office/word/2015/wordml/symex" xmlns:wpg="http://schemas.microsoft.com/office/word/2010/wordprocessingGroup" xmlns:wpi="http://schemas.microsoft.com/office/word/2010/wordprocessingInk" xmlns:wne="http://schemas.microsoft.com/office/word/2006/wordml" xmlns:wps="http://schemas.microsoft.com/office/word/2010/wordprocessingShape" mc:Ignorable="w14 w15 w16se wp14">
   <w:footnote w:type="separator" w:id="-1">
     <w:p>
       <w:r>
@@ -1471,8 +1004,94 @@
 </file>
 
 <file path=word/numbering.xml><?xml version="1.0" encoding="utf-8"?>
-<w:numbering xmlns:wpc="http://schemas.microsoft.com/office/word/2010/wordprocessingCanvas" xmlns:cx="http://schemas.microsoft.com/office/drawing/2014/chartex" xmlns:cx1="http://schemas.microsoft.com/office/drawing/2015/9/8/chartex" xmlns:cx2="http://schemas.microsoft.com/office/drawing/2015/10/21/chartex" xmlns:cx3="http://schemas.microsoft.com/office/drawing/2016/5/9/chartex" xmlns:cx4="http://schemas.microsoft.com/office/drawing/2016/5/10/chartex" xmlns:cx5="http://schemas.microsoft.com/office/drawing/2016/5/11/chartex" xmlns:cx6="http://schemas.microsoft.com/office/drawing/2016/5/12/chartex" xmlns:cx7="http://schemas.microsoft.com/office/drawing/2016/5/13/chartex" xmlns:cx8="http://schemas.microsoft.com/office/drawing/2016/5/14/chartex" xmlns:mc="http://schemas.openxmlformats.org/markup-compatibility/2006" xmlns:aink="http://schemas.microsoft.com/office/drawing/2016/ink" xmlns:am3d="http://schemas.microsoft.com/office/drawing/2017/model3d" xmlns:o="urn:schemas-microsoft-com:office:office" xmlns:r="http://schemas.openxmlformats.org/officeDocument/2006/relationships" xmlns:m="http://schemas.openxmlformats.org/officeDocument/2006/math" xmlns:v="urn:schemas-microsoft-com:vml" xmlns:wp14="http://schemas.microsoft.com/office/word/2010/wordprocessingDrawing" xmlns:wp="http://schemas.openxmlformats.org/drawingml/2006/wordprocessingDrawing" xmlns:w10="urn:schemas-microsoft-com:office:word" xmlns:w="http://schemas.openxmlformats.org/wordprocessingml/2006/main" xmlns:w14="http://schemas.microsoft.com/office/word/2010/wordml" xmlns:w15="http://schemas.microsoft.com/office/word/2012/wordml" xmlns:w16cex="http://schemas.microsoft.com/office/word/2018/wordml/cex" xmlns:w16cid="http://schemas.microsoft.com/office/word/2016/wordml/cid" xmlns:w16="http://schemas.microsoft.com/office/word/2018/wordml" xmlns:w16sdtdh="http://schemas.microsoft.com/office/word/2020/wordml/sdtdatahash" xmlns:w16se="http://schemas.microsoft.com/office/word/2015/wordml/symex" xmlns:wpg="http://schemas.microsoft.com/office/word/2010/wordprocessingGroup" xmlns:wpi="http://schemas.microsoft.com/office/word/2010/wordprocessingInk" xmlns:wne="http://schemas.microsoft.com/office/word/2006/wordml" xmlns:wps="http://schemas.microsoft.com/office/word/2010/wordprocessingShape" mc:Ignorable="w14 w15 w16se w16cid w16 w16cex w16sdtdh wp14">
+<w:numbering xmlns:wpc="http://schemas.microsoft.com/office/word/2010/wordprocessingCanvas" xmlns:cx="http://schemas.microsoft.com/office/drawing/2014/chartex" xmlns:mc="http://schemas.openxmlformats.org/markup-compatibility/2006" xmlns:o="urn:schemas-microsoft-com:office:office" xmlns:r="http://schemas.openxmlformats.org/officeDocument/2006/relationships" xmlns:m="http://schemas.openxmlformats.org/officeDocument/2006/math" xmlns:v="urn:schemas-microsoft-com:vml" xmlns:wp14="http://schemas.microsoft.com/office/word/2010/wordprocessingDrawing" xmlns:wp="http://schemas.openxmlformats.org/drawingml/2006/wordprocessingDrawing" xmlns:w10="urn:schemas-microsoft-com:office:word" xmlns:w="http://schemas.openxmlformats.org/wordprocessingml/2006/main" xmlns:w14="http://schemas.microsoft.com/office/word/2010/wordml" xmlns:w15="http://schemas.microsoft.com/office/word/2012/wordml" xmlns:w16se="http://schemas.microsoft.com/office/word/2015/wordml/symex" xmlns:wpg="http://schemas.microsoft.com/office/word/2010/wordprocessingGroup" xmlns:wpi="http://schemas.microsoft.com/office/word/2010/wordprocessingInk" xmlns:wne="http://schemas.microsoft.com/office/word/2006/wordml" xmlns:wps="http://schemas.microsoft.com/office/word/2010/wordprocessingShape" mc:Ignorable="w14 w15 w16se wp14">
   <w:abstractNum w:abstractNumId="0" w15:restartNumberingAfterBreak="0">
+    <w:nsid w:val="2A2919F8"/>
+    <w:multiLevelType w:val="hybridMultilevel"/>
+    <w:tmpl w:val="E3B2BC72"/>
+    <w:lvl w:ilvl="0" w:tplc="0419000F">
+      <w:start w:val="1"/>
+      <w:numFmt w:val="decimal"/>
+      <w:lvlText w:val="%1."/>
+      <w:lvlJc w:val="left"/>
+      <w:pPr>
+        <w:ind w:left="1429" w:hanging="360"/>
+      </w:pPr>
+    </w:lvl>
+    <w:lvl w:ilvl="1" w:tplc="04190019" w:tentative="1">
+      <w:start w:val="1"/>
+      <w:numFmt w:val="lowerLetter"/>
+      <w:lvlText w:val="%2."/>
+      <w:lvlJc w:val="left"/>
+      <w:pPr>
+        <w:ind w:left="2149" w:hanging="360"/>
+      </w:pPr>
+    </w:lvl>
+    <w:lvl w:ilvl="2" w:tplc="0419001B" w:tentative="1">
+      <w:start w:val="1"/>
+      <w:numFmt w:val="lowerRoman"/>
+      <w:lvlText w:val="%3."/>
+      <w:lvlJc w:val="right"/>
+      <w:pPr>
+        <w:ind w:left="2869" w:hanging="180"/>
+      </w:pPr>
+    </w:lvl>
+    <w:lvl w:ilvl="3" w:tplc="0419000F" w:tentative="1">
+      <w:start w:val="1"/>
+      <w:numFmt w:val="decimal"/>
+      <w:lvlText w:val="%4."/>
+      <w:lvlJc w:val="left"/>
+      <w:pPr>
+        <w:ind w:left="3589" w:hanging="360"/>
+      </w:pPr>
+    </w:lvl>
+    <w:lvl w:ilvl="4" w:tplc="04190019" w:tentative="1">
+      <w:start w:val="1"/>
+      <w:numFmt w:val="lowerLetter"/>
+      <w:lvlText w:val="%5."/>
+      <w:lvlJc w:val="left"/>
+      <w:pPr>
+        <w:ind w:left="4309" w:hanging="360"/>
+      </w:pPr>
+    </w:lvl>
+    <w:lvl w:ilvl="5" w:tplc="0419001B" w:tentative="1">
+      <w:start w:val="1"/>
+      <w:numFmt w:val="lowerRoman"/>
+      <w:lvlText w:val="%6."/>
+      <w:lvlJc w:val="right"/>
+      <w:pPr>
+        <w:ind w:left="5029" w:hanging="180"/>
+      </w:pPr>
+    </w:lvl>
+    <w:lvl w:ilvl="6" w:tplc="0419000F" w:tentative="1">
+      <w:start w:val="1"/>
+      <w:numFmt w:val="decimal"/>
+      <w:lvlText w:val="%7."/>
+      <w:lvlJc w:val="left"/>
+      <w:pPr>
+        <w:ind w:left="5749" w:hanging="360"/>
+      </w:pPr>
+    </w:lvl>
+    <w:lvl w:ilvl="7" w:tplc="04190019" w:tentative="1">
+      <w:start w:val="1"/>
+      <w:numFmt w:val="lowerLetter"/>
+      <w:lvlText w:val="%8."/>
+      <w:lvlJc w:val="left"/>
+      <w:pPr>
+        <w:ind w:left="6469" w:hanging="360"/>
+      </w:pPr>
+    </w:lvl>
+    <w:lvl w:ilvl="8" w:tplc="0419001B" w:tentative="1">
+      <w:start w:val="1"/>
+      <w:numFmt w:val="lowerRoman"/>
+      <w:lvlText w:val="%9."/>
+      <w:lvlJc w:val="right"/>
+      <w:pPr>
+        <w:ind w:left="7189" w:hanging="180"/>
+      </w:pPr>
+    </w:lvl>
+  </w:abstractNum>
+  <w:abstractNum w:abstractNumId="1" w15:restartNumberingAfterBreak="0">
     <w:nsid w:val="3AFD4B76"/>
     <w:multiLevelType w:val="hybridMultilevel"/>
     <w:tmpl w:val="753A8E86"/>
@@ -1585,7 +1204,7 @@
       </w:rPr>
     </w:lvl>
   </w:abstractNum>
-  <w:abstractNum w:abstractNumId="1" w15:restartNumberingAfterBreak="0">
+  <w:abstractNum w:abstractNumId="2" w15:restartNumberingAfterBreak="0">
     <w:nsid w:val="41D55752"/>
     <w:multiLevelType w:val="hybridMultilevel"/>
     <w:tmpl w:val="190C4D1C"/>
@@ -1699,7 +1318,7 @@
       </w:rPr>
     </w:lvl>
   </w:abstractNum>
-  <w:abstractNum w:abstractNumId="2" w15:restartNumberingAfterBreak="0">
+  <w:abstractNum w:abstractNumId="3" w15:restartNumberingAfterBreak="0">
     <w:nsid w:val="496A2750"/>
     <w:multiLevelType w:val="multilevel"/>
     <w:tmpl w:val="496A2750"/>
@@ -1785,7 +1404,7 @@
       </w:pPr>
     </w:lvl>
   </w:abstractNum>
-  <w:abstractNum w:abstractNumId="3" w15:restartNumberingAfterBreak="0">
+  <w:abstractNum w:abstractNumId="4" w15:restartNumberingAfterBreak="0">
     <w:nsid w:val="52E72DB6"/>
     <w:multiLevelType w:val="multilevel"/>
     <w:tmpl w:val="52E72DB6"/>
@@ -1874,7 +1493,7 @@
       </w:pPr>
     </w:lvl>
   </w:abstractNum>
-  <w:abstractNum w:abstractNumId="4" w15:restartNumberingAfterBreak="0">
+  <w:abstractNum w:abstractNumId="5" w15:restartNumberingAfterBreak="0">
     <w:nsid w:val="607E12B4"/>
     <w:multiLevelType w:val="hybridMultilevel"/>
     <w:tmpl w:val="92D8DA12"/>
@@ -1960,26 +1579,234 @@
       </w:pPr>
     </w:lvl>
   </w:abstractNum>
+  <w:abstractNum w:abstractNumId="6" w15:restartNumberingAfterBreak="0">
+    <w:nsid w:val="70A06B3B"/>
+    <w:multiLevelType w:val="hybridMultilevel"/>
+    <w:tmpl w:val="E8B62F74"/>
+    <w:lvl w:ilvl="0" w:tplc="0419000F">
+      <w:start w:val="1"/>
+      <w:numFmt w:val="decimal"/>
+      <w:lvlText w:val="%1."/>
+      <w:lvlJc w:val="left"/>
+      <w:pPr>
+        <w:ind w:left="1429" w:hanging="360"/>
+      </w:pPr>
+    </w:lvl>
+    <w:lvl w:ilvl="1" w:tplc="04190019" w:tentative="1">
+      <w:start w:val="1"/>
+      <w:numFmt w:val="lowerLetter"/>
+      <w:lvlText w:val="%2."/>
+      <w:lvlJc w:val="left"/>
+      <w:pPr>
+        <w:ind w:left="2149" w:hanging="360"/>
+      </w:pPr>
+    </w:lvl>
+    <w:lvl w:ilvl="2" w:tplc="0419001B" w:tentative="1">
+      <w:start w:val="1"/>
+      <w:numFmt w:val="lowerRoman"/>
+      <w:lvlText w:val="%3."/>
+      <w:lvlJc w:val="right"/>
+      <w:pPr>
+        <w:ind w:left="2869" w:hanging="180"/>
+      </w:pPr>
+    </w:lvl>
+    <w:lvl w:ilvl="3" w:tplc="0419000F" w:tentative="1">
+      <w:start w:val="1"/>
+      <w:numFmt w:val="decimal"/>
+      <w:lvlText w:val="%4."/>
+      <w:lvlJc w:val="left"/>
+      <w:pPr>
+        <w:ind w:left="3589" w:hanging="360"/>
+      </w:pPr>
+    </w:lvl>
+    <w:lvl w:ilvl="4" w:tplc="04190019" w:tentative="1">
+      <w:start w:val="1"/>
+      <w:numFmt w:val="lowerLetter"/>
+      <w:lvlText w:val="%5."/>
+      <w:lvlJc w:val="left"/>
+      <w:pPr>
+        <w:ind w:left="4309" w:hanging="360"/>
+      </w:pPr>
+    </w:lvl>
+    <w:lvl w:ilvl="5" w:tplc="0419001B" w:tentative="1">
+      <w:start w:val="1"/>
+      <w:numFmt w:val="lowerRoman"/>
+      <w:lvlText w:val="%6."/>
+      <w:lvlJc w:val="right"/>
+      <w:pPr>
+        <w:ind w:left="5029" w:hanging="180"/>
+      </w:pPr>
+    </w:lvl>
+    <w:lvl w:ilvl="6" w:tplc="0419000F" w:tentative="1">
+      <w:start w:val="1"/>
+      <w:numFmt w:val="decimal"/>
+      <w:lvlText w:val="%7."/>
+      <w:lvlJc w:val="left"/>
+      <w:pPr>
+        <w:ind w:left="5749" w:hanging="360"/>
+      </w:pPr>
+    </w:lvl>
+    <w:lvl w:ilvl="7" w:tplc="04190019" w:tentative="1">
+      <w:start w:val="1"/>
+      <w:numFmt w:val="lowerLetter"/>
+      <w:lvlText w:val="%8."/>
+      <w:lvlJc w:val="left"/>
+      <w:pPr>
+        <w:ind w:left="6469" w:hanging="360"/>
+      </w:pPr>
+    </w:lvl>
+    <w:lvl w:ilvl="8" w:tplc="0419001B" w:tentative="1">
+      <w:start w:val="1"/>
+      <w:numFmt w:val="lowerRoman"/>
+      <w:lvlText w:val="%9."/>
+      <w:lvlJc w:val="right"/>
+      <w:pPr>
+        <w:ind w:left="7189" w:hanging="180"/>
+      </w:pPr>
+    </w:lvl>
+  </w:abstractNum>
+  <w:abstractNum w:abstractNumId="7" w15:restartNumberingAfterBreak="0">
+    <w:nsid w:val="76BE2B83"/>
+    <w:multiLevelType w:val="hybridMultilevel"/>
+    <w:tmpl w:val="07465D82"/>
+    <w:lvl w:ilvl="0" w:tplc="04190001">
+      <w:start w:val="1"/>
+      <w:numFmt w:val="bullet"/>
+      <w:lvlText w:val=""/>
+      <w:lvlJc w:val="left"/>
+      <w:pPr>
+        <w:ind w:left="1429" w:hanging="360"/>
+      </w:pPr>
+      <w:rPr>
+        <w:rFonts w:ascii="Symbol" w:hAnsi="Symbol" w:hint="default"/>
+      </w:rPr>
+    </w:lvl>
+    <w:lvl w:ilvl="1" w:tplc="04190003" w:tentative="1">
+      <w:start w:val="1"/>
+      <w:numFmt w:val="bullet"/>
+      <w:lvlText w:val="o"/>
+      <w:lvlJc w:val="left"/>
+      <w:pPr>
+        <w:ind w:left="2149" w:hanging="360"/>
+      </w:pPr>
+      <w:rPr>
+        <w:rFonts w:ascii="Courier New" w:hAnsi="Courier New" w:cs="Courier New" w:hint="default"/>
+      </w:rPr>
+    </w:lvl>
+    <w:lvl w:ilvl="2" w:tplc="04190005" w:tentative="1">
+      <w:start w:val="1"/>
+      <w:numFmt w:val="bullet"/>
+      <w:lvlText w:val=""/>
+      <w:lvlJc w:val="left"/>
+      <w:pPr>
+        <w:ind w:left="2869" w:hanging="360"/>
+      </w:pPr>
+      <w:rPr>
+        <w:rFonts w:ascii="Wingdings" w:hAnsi="Wingdings" w:hint="default"/>
+      </w:rPr>
+    </w:lvl>
+    <w:lvl w:ilvl="3" w:tplc="04190001" w:tentative="1">
+      <w:start w:val="1"/>
+      <w:numFmt w:val="bullet"/>
+      <w:lvlText w:val=""/>
+      <w:lvlJc w:val="left"/>
+      <w:pPr>
+        <w:ind w:left="3589" w:hanging="360"/>
+      </w:pPr>
+      <w:rPr>
+        <w:rFonts w:ascii="Symbol" w:hAnsi="Symbol" w:hint="default"/>
+      </w:rPr>
+    </w:lvl>
+    <w:lvl w:ilvl="4" w:tplc="04190003" w:tentative="1">
+      <w:start w:val="1"/>
+      <w:numFmt w:val="bullet"/>
+      <w:lvlText w:val="o"/>
+      <w:lvlJc w:val="left"/>
+      <w:pPr>
+        <w:ind w:left="4309" w:hanging="360"/>
+      </w:pPr>
+      <w:rPr>
+        <w:rFonts w:ascii="Courier New" w:hAnsi="Courier New" w:cs="Courier New" w:hint="default"/>
+      </w:rPr>
+    </w:lvl>
+    <w:lvl w:ilvl="5" w:tplc="04190005" w:tentative="1">
+      <w:start w:val="1"/>
+      <w:numFmt w:val="bullet"/>
+      <w:lvlText w:val=""/>
+      <w:lvlJc w:val="left"/>
+      <w:pPr>
+        <w:ind w:left="5029" w:hanging="360"/>
+      </w:pPr>
+      <w:rPr>
+        <w:rFonts w:ascii="Wingdings" w:hAnsi="Wingdings" w:hint="default"/>
+      </w:rPr>
+    </w:lvl>
+    <w:lvl w:ilvl="6" w:tplc="04190001" w:tentative="1">
+      <w:start w:val="1"/>
+      <w:numFmt w:val="bullet"/>
+      <w:lvlText w:val=""/>
+      <w:lvlJc w:val="left"/>
+      <w:pPr>
+        <w:ind w:left="5749" w:hanging="360"/>
+      </w:pPr>
+      <w:rPr>
+        <w:rFonts w:ascii="Symbol" w:hAnsi="Symbol" w:hint="default"/>
+      </w:rPr>
+    </w:lvl>
+    <w:lvl w:ilvl="7" w:tplc="04190003" w:tentative="1">
+      <w:start w:val="1"/>
+      <w:numFmt w:val="bullet"/>
+      <w:lvlText w:val="o"/>
+      <w:lvlJc w:val="left"/>
+      <w:pPr>
+        <w:ind w:left="6469" w:hanging="360"/>
+      </w:pPr>
+      <w:rPr>
+        <w:rFonts w:ascii="Courier New" w:hAnsi="Courier New" w:cs="Courier New" w:hint="default"/>
+      </w:rPr>
+    </w:lvl>
+    <w:lvl w:ilvl="8" w:tplc="04190005" w:tentative="1">
+      <w:start w:val="1"/>
+      <w:numFmt w:val="bullet"/>
+      <w:lvlText w:val=""/>
+      <w:lvlJc w:val="left"/>
+      <w:pPr>
+        <w:ind w:left="7189" w:hanging="360"/>
+      </w:pPr>
+      <w:rPr>
+        <w:rFonts w:ascii="Wingdings" w:hAnsi="Wingdings" w:hint="default"/>
+      </w:rPr>
+    </w:lvl>
+  </w:abstractNum>
   <w:num w:numId="1">
+    <w:abstractNumId w:val="3"/>
+  </w:num>
+  <w:num w:numId="2">
+    <w:abstractNumId w:val="4"/>
+  </w:num>
+  <w:num w:numId="3">
+    <w:abstractNumId w:val="1"/>
+  </w:num>
+  <w:num w:numId="4">
     <w:abstractNumId w:val="2"/>
   </w:num>
-  <w:num w:numId="2">
-    <w:abstractNumId w:val="3"/>
+  <w:num w:numId="5">
+    <w:abstractNumId w:val="5"/>
   </w:num>
-  <w:num w:numId="3">
+  <w:num w:numId="6">
+    <w:abstractNumId w:val="7"/>
+  </w:num>
+  <w:num w:numId="7">
     <w:abstractNumId w:val="0"/>
   </w:num>
-  <w:num w:numId="4">
-    <w:abstractNumId w:val="1"/>
-  </w:num>
-  <w:num w:numId="5">
-    <w:abstractNumId w:val="4"/>
+  <w:num w:numId="8">
+    <w:abstractNumId w:val="6"/>
   </w:num>
 </w:numbering>
 </file>
 
 <file path=word/styles.xml><?xml version="1.0" encoding="utf-8"?>
-<w:styles xmlns:mc="http://schemas.openxmlformats.org/markup-compatibility/2006" xmlns:r="http://schemas.openxmlformats.org/officeDocument/2006/relationships" xmlns:w="http://schemas.openxmlformats.org/wordprocessingml/2006/main" xmlns:w14="http://schemas.microsoft.com/office/word/2010/wordml" xmlns:w15="http://schemas.microsoft.com/office/word/2012/wordml" xmlns:w16cex="http://schemas.microsoft.com/office/word/2018/wordml/cex" xmlns:w16cid="http://schemas.microsoft.com/office/word/2016/wordml/cid" xmlns:w16="http://schemas.microsoft.com/office/word/2018/wordml" xmlns:w16sdtdh="http://schemas.microsoft.com/office/word/2020/wordml/sdtdatahash" xmlns:w16se="http://schemas.microsoft.com/office/word/2015/wordml/symex" mc:Ignorable="w14 w15 w16se w16cid w16 w16cex w16sdtdh">
+<w:styles xmlns:mc="http://schemas.openxmlformats.org/markup-compatibility/2006" xmlns:r="http://schemas.openxmlformats.org/officeDocument/2006/relationships" xmlns:w="http://schemas.openxmlformats.org/wordprocessingml/2006/main" xmlns:w14="http://schemas.microsoft.com/office/word/2010/wordml" xmlns:w15="http://schemas.microsoft.com/office/word/2012/wordml" xmlns:w16se="http://schemas.microsoft.com/office/word/2015/wordml/symex" mc:Ignorable="w14 w15 w16se">
   <w:docDefaults>
     <w:rPrDefault>
       <w:rPr>
@@ -1989,7 +1816,7 @@
     </w:rPrDefault>
     <w:pPrDefault/>
   </w:docDefaults>
-  <w:latentStyles w:defLockedState="0" w:defUIPriority="99" w:defSemiHidden="0" w:defUnhideWhenUsed="0" w:defQFormat="0" w:count="376">
+  <w:latentStyles w:defLockedState="0" w:defUIPriority="99" w:defSemiHidden="0" w:defUnhideWhenUsed="0" w:defQFormat="0" w:count="371">
     <w:lsdException w:name="Normal" w:uiPriority="0" w:qFormat="1"/>
     <w:lsdException w:name="heading 1" w:uiPriority="9" w:qFormat="1"/>
     <w:lsdException w:name="heading 2" w:semiHidden="1" w:uiPriority="9" w:unhideWhenUsed="1" w:qFormat="1"/>
@@ -2358,11 +2185,6 @@
     <w:lsdException w:name="List Table 5 Dark Accent 6" w:uiPriority="50"/>
     <w:lsdException w:name="List Table 6 Colorful Accent 6" w:uiPriority="51"/>
     <w:lsdException w:name="List Table 7 Colorful Accent 6" w:uiPriority="52"/>
-    <w:lsdException w:name="Mention" w:semiHidden="1" w:unhideWhenUsed="1"/>
-    <w:lsdException w:name="Smart Hyperlink" w:semiHidden="1" w:unhideWhenUsed="1"/>
-    <w:lsdException w:name="Hashtag" w:semiHidden="1" w:unhideWhenUsed="1"/>
-    <w:lsdException w:name="Unresolved Mention" w:semiHidden="1" w:unhideWhenUsed="1"/>
-    <w:lsdException w:name="Smart Link" w:semiHidden="1" w:unhideWhenUsed="1"/>
   </w:latentStyles>
   <w:style w:type="paragraph" w:default="1" w:styleId="a0">
     <w:name w:val="Normal"/>
@@ -2878,7 +2700,7 @@
 </file>
 
 <file path=customXml/itemProps1.xml><?xml version="1.0" encoding="utf-8"?>
-<ds:datastoreItem xmlns:ds="http://schemas.openxmlformats.org/officeDocument/2006/customXml" ds:itemID="{14A475A4-770B-4ECF-A4CF-43BD122E3940}">
+<ds:datastoreItem xmlns:ds="http://schemas.openxmlformats.org/officeDocument/2006/customXml" ds:itemID="{34380FF0-D87A-4272-AB08-AD32685E1060}">
   <ds:schemaRefs>
     <ds:schemaRef ds:uri="http://schemas.openxmlformats.org/officeDocument/2006/bibliography"/>
   </ds:schemaRefs>
